--- a/Signals/html_Lectures/notes/Lecture 19 Notes.docx
+++ b/Signals/html_Lectures/notes/Lecture 19 Notes.docx
@@ -285,53 +285,115 @@
           <w:sz w:val="22"/>
           <w:szCs w:val="22"/>
         </w:rPr>
-        <w:t xml:space="preserve">Timing ≈ 3 min. Put the two columns side by side: the DFT basis v^(k)[n] = e^{j2πkn/N} with ⟨v^(k), v^(ℓ)⟩ = N δ_kℓ, analysis S[k] = Σ s[n]e^{−j2πkn/N}, synthesis s[n] = (1/N)Σ S[k]e^{j2πkn/N}; and the Fourier series with v^(k)(t) = e^{jkω₀t}, inner product (1/T₀)∫, norm 1, analysis S_k = (1/T₀)∫ s e^{−jkω₀t} dt, synthesis s = Σ S_k e^{jkω₀t}.</w:t>
-      </w:r>
-    </w:p>
-    <w:p>
-      <w:pPr>
-        <w:pStyle w:val="ListParagraph"/>
-        <w:numPr>
-          <w:ilvl w:val="0"/>
-          <w:numId w:val="2"/>
-        </w:numPr>
-        <w:spacing w:after="80"/>
-      </w:pPr>
-      <w:r>
-        <w:rPr>
-          <w:rFonts w:ascii="Calibri" w:cs="Calibri" w:eastAsia="Calibri" w:hAnsi="Calibri"/>
-          <w:sz w:val="22"/>
-          <w:szCs w:val="22"/>
-        </w:rPr>
-        <w:t xml:space="preserve">Say it in one line: the sum over n becomes an integral over t, and 1/T₀ plays the role that 1/N plays in the DFT synthesis. Both analysis formulas are “project onto the basis function”.</w:t>
-      </w:r>
-    </w:p>
-    <w:p>
-      <w:pPr>
-        <w:pBdr>
-          <w:left w:val="single" w:color="7A1A1A" w:sz="18" w:space="8"/>
-        </w:pBdr>
-        <w:spacing w:after="140" w:before="100"/>
-        <w:ind w:left="360"/>
-      </w:pPr>
-      <w:r>
-        <w:rPr>
-          <w:rFonts w:ascii="Calibri" w:cs="Calibri" w:eastAsia="Calibri" w:hAnsi="Calibri"/>
-          <w:b/>
-          <w:bCs/>
-          <w:color w:val="7A1A1A"/>
-          <w:sz w:val="22"/>
-          <w:szCs w:val="22"/>
-        </w:rPr>
-        <w:t xml:space="preserve">Today’s question: </w:t>
-      </w:r>
-      <w:r>
-        <w:rPr>
-          <w:rFonts w:ascii="Calibri" w:cs="Calibri" w:eastAsia="Calibri" w:hAnsi="Calibri"/>
-          <w:sz w:val="22"/>
-          <w:szCs w:val="22"/>
-        </w:rPr>
-        <w:t xml:space="preserve">Given s(t), how do we find S_k? Same trick as the DFT: take the inner product with each basis function. Slides 4–7 derive it.</w:t>
+        <w:t xml:space="preserve">Timing ≈ 3 min.</w:t>
+      </w:r>
+    </w:p>
+    <w:p>
+      <w:pPr>
+        <w:pStyle w:val="ListParagraph"/>
+        <w:numPr>
+          <w:ilvl w:val="0"/>
+          <w:numId w:val="2"/>
+        </w:numPr>
+        <w:spacing w:after="80"/>
+      </w:pPr>
+      <w:r>
+        <w:rPr>
+          <w:rFonts w:ascii="Calibri" w:cs="Calibri" w:eastAsia="Calibri" w:hAnsi="Calibri"/>
+          <w:sz w:val="22"/>
+          <w:szCs w:val="22"/>
+        </w:rPr>
+        <w:t xml:space="preserve">Two columns on the board. Left (DFT): basis v⁽ᵏ⁾[n] = e^{j2πkn/N}, n = 0…N−1. Right (Fourier series): basis v⁽ᵏ⁾(t) = e^{jkω₀t}, k any integer, ω₀ = 2π/T₀ rad/s. ⟨·,·⟩ is the inner product; δ_kℓ is the Kronecker delta (1 if k = ℓ, else 0).</w:t>
+      </w:r>
+    </w:p>
+    <w:p>
+      <w:pPr>
+        <w:pStyle w:val="ListParagraph"/>
+        <w:numPr>
+          <w:ilvl w:val="0"/>
+          <w:numId w:val="2"/>
+        </w:numPr>
+        <w:spacing w:after="80"/>
+      </w:pPr>
+      <w:r>
+        <w:rPr>
+          <w:rFonts w:ascii="Calibri" w:cs="Calibri" w:eastAsia="Calibri" w:hAnsi="Calibri"/>
+          <w:sz w:val="22"/>
+          <w:szCs w:val="22"/>
+        </w:rPr>
+        <w:t xml:space="preserve">Row 1 (inner products). DFT: ⟨v⁽ᵏ⁾, v⁽ℓ⁾⟩ = Σ_n conj(v⁽ᵏ⁾[n]) v⁽ℓ⁾[n] = N δ_kℓ. Series: (1/T₀)∫_{T₀} conj(v⁽ᵏ⁾(t)) v⁽ℓ⁾(t) dt = δ_kℓ.</w:t>
+      </w:r>
+    </w:p>
+    <w:p>
+      <w:pPr>
+        <w:pStyle w:val="ListParagraph"/>
+        <w:numPr>
+          <w:ilvl w:val="0"/>
+          <w:numId w:val="2"/>
+        </w:numPr>
+        <w:spacing w:after="80"/>
+      </w:pPr>
+      <w:r>
+        <w:rPr>
+          <w:rFonts w:ascii="Calibri" w:cs="Calibri" w:eastAsia="Calibri" w:hAnsi="Calibri"/>
+          <w:sz w:val="22"/>
+          <w:szCs w:val="22"/>
+        </w:rPr>
+        <w:t xml:space="preserve">Tiny numeric picture of the difference: N = 4, k = ℓ = 1: Σ|e^{j2πn/4}|² = 1 + 1 + 1 + 1 = 4 (norm² = N). Series, k = ℓ = 1: (1/T₀)∫|e^{jω₀t}|² dt = (1/T₀)∫1 dt = 1.</w:t>
+      </w:r>
+    </w:p>
+    <w:p>
+      <w:pPr>
+        <w:pStyle w:val="ListParagraph"/>
+        <w:numPr>
+          <w:ilvl w:val="0"/>
+          <w:numId w:val="2"/>
+        </w:numPr>
+        <w:spacing w:after="80"/>
+      </w:pPr>
+      <w:r>
+        <w:rPr>
+          <w:rFonts w:ascii="Calibri" w:cs="Calibri" w:eastAsia="Calibri" w:hAnsi="Calibri"/>
+          <w:sz w:val="22"/>
+          <w:szCs w:val="22"/>
+        </w:rPr>
+        <w:t xml:space="preserve">Row 2 (analysis, how to get the coefficient). DFT: S[k] = Σ s[n] e^{−j2πkn/N}. Series: S_k = (1/T₀)∫_{T₀} s(t) e^{−jkω₀t} dt.</w:t>
+      </w:r>
+    </w:p>
+    <w:p>
+      <w:pPr>
+        <w:pStyle w:val="ListParagraph"/>
+        <w:numPr>
+          <w:ilvl w:val="0"/>
+          <w:numId w:val="2"/>
+        </w:numPr>
+        <w:spacing w:after="80"/>
+      </w:pPr>
+      <w:r>
+        <w:rPr>
+          <w:rFonts w:ascii="Calibri" w:cs="Calibri" w:eastAsia="Calibri" w:hAnsi="Calibri"/>
+          <w:sz w:val="22"/>
+          <w:szCs w:val="22"/>
+        </w:rPr>
+        <w:t xml:space="preserve">Row 3 (synthesis, put it back together). DFT: s[n] = (1/N) Σ S[k] e^{j2πkn/N}. Series: s(t) = Σ_k S_k e^{jkω₀t}.</w:t>
+      </w:r>
+    </w:p>
+    <w:p>
+      <w:pPr>
+        <w:pStyle w:val="ListParagraph"/>
+        <w:numPr>
+          <w:ilvl w:val="0"/>
+          <w:numId w:val="2"/>
+        </w:numPr>
+        <w:spacing w:after="80"/>
+      </w:pPr>
+      <w:r>
+        <w:rPr>
+          <w:rFonts w:ascii="Calibri" w:cs="Calibri" w:eastAsia="Calibri" w:hAnsi="Calibri"/>
+          <w:sz w:val="22"/>
+          <w:szCs w:val="22"/>
+        </w:rPr>
+        <w:t xml:space="preserve">Say: sum over n becomes integral over t; 1/T₀ plays the role of 1/N. Both analysis formulas are 'project onto the basis function'. Today we derive the analysis line on the right.</w:t>
       </w:r>
     </w:p>
     <w:p>
@@ -379,25 +441,97 @@
           <w:sz w:val="22"/>
           <w:szCs w:val="22"/>
         </w:rPr>
-        <w:t xml:space="preserve">⟨f, g⟩ = (1/T₀)∫_{T₀} f*(t) g(t) dt: the sum of the DFT inner product becomes an integral, normalized by 1/T₀ so it is an average over one period. The star is complex conjugation and falls on the first argument, as in the DFT.</w:t>
-      </w:r>
-    </w:p>
-    <w:p>
-      <w:pPr>
-        <w:pStyle w:val="ListParagraph"/>
-        <w:numPr>
-          <w:ilvl w:val="0"/>
-          <w:numId w:val="2"/>
-        </w:numPr>
-        <w:spacing w:after="80"/>
-      </w:pPr>
-      <w:r>
-        <w:rPr>
-          <w:rFonts w:ascii="Calibri" w:cs="Calibri" w:eastAsia="Calibri" w:hAnsi="Calibri"/>
-          <w:sz w:val="22"/>
-          <w:szCs w:val="22"/>
-        </w:rPr>
-        <w:t xml:space="preserve">Properties: conjugate symmetric, linear in the second argument, ⟨f,f⟩ ≥ 0. The integral may use any interval of length T₀ because the integrand is T₀-periodic.</w:t>
+        <w:t xml:space="preserve">Definition to write: ⟨f, g⟩ = (1/T₀) ∫_{T₀} f*(t) g(t) dt, for functions with common period T₀.</w:t>
+      </w:r>
+    </w:p>
+    <w:p>
+      <w:pPr>
+        <w:pStyle w:val="ListParagraph"/>
+        <w:numPr>
+          <w:ilvl w:val="0"/>
+          <w:numId w:val="2"/>
+        </w:numPr>
+        <w:spacing w:after="80"/>
+      </w:pPr>
+      <w:r>
+        <w:rPr>
+          <w:rFonts w:ascii="Calibri" w:cs="Calibri" w:eastAsia="Calibri" w:hAnsi="Calibri"/>
+          <w:sz w:val="22"/>
+          <w:szCs w:val="22"/>
+        </w:rPr>
+        <w:t xml:space="preserve">Notation (now on the slide): ∫_{T₀} means the integral over one period. f* is the complex conjugate: (a + jb)* = a − jb, e.g. (e^{jx})* = e^{−jx}.</w:t>
+      </w:r>
+    </w:p>
+    <w:p>
+      <w:pPr>
+        <w:pStyle w:val="ListParagraph"/>
+        <w:numPr>
+          <w:ilvl w:val="0"/>
+          <w:numId w:val="2"/>
+        </w:numPr>
+        <w:spacing w:after="80"/>
+      </w:pPr>
+      <w:r>
+        <w:rPr>
+          <w:rFonts w:ascii="Calibri" w:cs="Calibri" w:eastAsia="Calibri" w:hAnsi="Calibri"/>
+          <w:sz w:val="22"/>
+          <w:szCs w:val="22"/>
+        </w:rPr>
+        <w:t xml:space="preserve">Properties, with one example each. (1) Conjugate symmetric: ⟨g, f⟩ = ⟨f, g⟩*. (2) 'Sesquilinear' = linear in the second slot, conjugate-linear in the first: ⟨f, cg⟩ = c⟨f, g⟩ but ⟨cf, g⟩ = c*⟨f, g⟩. (3) ⟨f, f⟩ = (1/T₀)∫|f|² dt ≥ 0.</w:t>
+      </w:r>
+    </w:p>
+    <w:p>
+      <w:pPr>
+        <w:pStyle w:val="ListParagraph"/>
+        <w:numPr>
+          <w:ilvl w:val="0"/>
+          <w:numId w:val="2"/>
+        </w:numPr>
+        <w:spacing w:after="80"/>
+      </w:pPr>
+      <w:r>
+        <w:rPr>
+          <w:rFonts w:ascii="Calibri" w:cs="Calibri" w:eastAsia="Calibri" w:hAnsi="Calibri"/>
+          <w:sz w:val="22"/>
+          <w:szCs w:val="22"/>
+        </w:rPr>
+        <w:t xml:space="preserve">Example f = g = e^{jω₀t}: f*g = e^{−jω₀t}e^{jω₀t} = 1, so ⟨f, f⟩ = (1/T₀)·T₀ = 1. Example f = g = 3 (constant): ⟨f, f⟩ = (1/T₀)∫9 dt = 9.</w:t>
+      </w:r>
+    </w:p>
+    <w:p>
+      <w:pPr>
+        <w:pStyle w:val="ListParagraph"/>
+        <w:numPr>
+          <w:ilvl w:val="0"/>
+          <w:numId w:val="2"/>
+        </w:numPr>
+        <w:spacing w:after="80"/>
+      </w:pPr>
+      <w:r>
+        <w:rPr>
+          <w:rFonts w:ascii="Calibri" w:cs="Calibri" w:eastAsia="Calibri" w:hAnsi="Calibri"/>
+          <w:sz w:val="22"/>
+          <w:szCs w:val="22"/>
+        </w:rPr>
+        <w:t xml:space="preserve">Any interval of length T₀ gives the same value because the integrand has period T₀. With T₀ = 4 use [0, 4] or [−2, 2], same answer.</w:t>
+      </w:r>
+    </w:p>
+    <w:p>
+      <w:pPr>
+        <w:pStyle w:val="ListParagraph"/>
+        <w:numPr>
+          <w:ilvl w:val="0"/>
+          <w:numId w:val="2"/>
+        </w:numPr>
+        <w:spacing w:after="80"/>
+      </w:pPr>
+      <w:r>
+        <w:rPr>
+          <w:rFonts w:ascii="Calibri" w:cs="Calibri" w:eastAsia="Calibri" w:hAnsi="Calibri"/>
+          <w:sz w:val="22"/>
+          <w:szCs w:val="22"/>
+        </w:rPr>
+        <w:t xml:space="preserve">It is an average over one period, so it has the size of the signal, not T₀ times it.</w:t>
       </w:r>
     </w:p>
     <w:p>
@@ -445,71 +579,133 @@
           <w:sz w:val="22"/>
           <w:szCs w:val="22"/>
         </w:rPr>
-        <w:t xml:space="preserve">Define v^(k)(t) = e^{jkω₀t}, ω₀ = 2π/T₀, and δ_kℓ (Kronecker delta: 1 if k = ℓ, else 0). Conjugating gives e^{−jkω₀t}, so ⟨v^(k), v^(ℓ)⟩ = (1/T₀)∫ e^{j(ℓ−k)ω₀t} dt.</w:t>
-      </w:r>
-    </w:p>
-    <w:p>
-      <w:pPr>
-        <w:pStyle w:val="ListParagraph"/>
-        <w:numPr>
-          <w:ilvl w:val="0"/>
-          <w:numId w:val="2"/>
-        </w:numPr>
-        <w:spacing w:after="80"/>
-      </w:pPr>
-      <w:r>
-        <w:rPr>
-          <w:rFonts w:ascii="Calibri" w:cs="Calibri" w:eastAsia="Calibri" w:hAnsi="Calibri"/>
-          <w:sz w:val="22"/>
-          <w:szCs w:val="22"/>
-        </w:rPr>
-        <w:t xml:space="preserve">Case k = ℓ: the integrand is e^0 = 1, so the average is T₀/T₀ = 1.</w:t>
-      </w:r>
-    </w:p>
-    <w:p>
-      <w:pPr>
-        <w:pStyle w:val="ListParagraph"/>
-        <w:numPr>
-          <w:ilvl w:val="0"/>
-          <w:numId w:val="2"/>
-        </w:numPr>
-        <w:spacing w:after="80"/>
-      </w:pPr>
-      <w:r>
-        <w:rPr>
-          <w:rFonts w:ascii="Calibri" w:cs="Calibri" w:eastAsia="Calibri" w:hAnsi="Calibri"/>
-          <w:sz w:val="22"/>
-          <w:szCs w:val="22"/>
-        </w:rPr>
-        <w:t xml:space="preserve">Case k ≠ ℓ: let m = ℓ − k, a nonzero integer. (1/T₀)[e^{jmω₀t}/(jmω₀)] from 0 to T₀ = (e^{j2πm} − 1)/(jm ω₀T₀) = (1 − 1)/(j2πm) = 0. Justify with ω₀T₀ = 2π and Euler: e^{j2πm} = cos 2πm + j sin 2πm = 1.</w:t>
-      </w:r>
-    </w:p>
-    <w:p>
-      <w:pPr>
-        <w:pBdr>
-          <w:left w:val="single" w:color="7A1A1A" w:sz="18" w:space="8"/>
-        </w:pBdr>
-        <w:spacing w:after="140" w:before="100"/>
-        <w:ind w:left="360"/>
-      </w:pPr>
-      <w:r>
-        <w:rPr>
-          <w:rFonts w:ascii="Calibri" w:cs="Calibri" w:eastAsia="Calibri" w:hAnsi="Calibri"/>
-          <w:b/>
-          <w:bCs/>
-          <w:color w:val="7A1A1A"/>
-          <w:sz w:val="22"/>
-          <w:szCs w:val="22"/>
-        </w:rPr>
-        <w:t xml:space="preserve">Contrast with the DFT: </w:t>
-      </w:r>
-      <w:r>
-        <w:rPr>
-          <w:rFonts w:ascii="Calibri" w:cs="Calibri" w:eastAsia="Calibri" w:hAnsi="Calibri"/>
-          <w:sz w:val="22"/>
-          <w:szCs w:val="22"/>
-        </w:rPr>
-        <w:t xml:space="preserve">There ⟨v^(k), v^(k)⟩ = N (VᴴV = N I). Here the 1/T₀ in the inner product makes the norm 1, so we get I directly.</w:t>
+        <w:t xml:space="preserve">Define: v⁽ᵏ⁾(t) = e^{jkω₀t}, ω₀ = 2π/T₀, k and ℓ integers. Claim ⟨v⁽ᵏ⁾, v⁽ℓ⁾⟩ = δ_kℓ.</w:t>
+      </w:r>
+    </w:p>
+    <w:p>
+      <w:pPr>
+        <w:pStyle w:val="ListParagraph"/>
+        <w:numPr>
+          <w:ilvl w:val="0"/>
+          <w:numId w:val="2"/>
+        </w:numPr>
+        <w:spacing w:after="80"/>
+      </w:pPr>
+      <w:r>
+        <w:rPr>
+          <w:rFonts w:ascii="Calibri" w:cs="Calibri" w:eastAsia="Calibri" w:hAnsi="Calibri"/>
+          <w:sz w:val="22"/>
+          <w:szCs w:val="22"/>
+        </w:rPr>
+        <w:t xml:space="preserve">Step 1 — conjugate the first factor: (v⁽ᵏ⁾)* = e^{−jkω₀t}. Multiply by v⁽ℓ⁾ = e^{jℓω₀t} (add exponents): ⟨v⁽ᵏ⁾, v⁽ℓ⁾⟩ = (1/T₀) ∫_{T₀} e^{j(ℓ−k)ω₀t} dt.</w:t>
+      </w:r>
+    </w:p>
+    <w:p>
+      <w:pPr>
+        <w:pStyle w:val="ListParagraph"/>
+        <w:numPr>
+          <w:ilvl w:val="0"/>
+          <w:numId w:val="2"/>
+        </w:numPr>
+        <w:spacing w:after="80"/>
+      </w:pPr>
+      <w:r>
+        <w:rPr>
+          <w:rFonts w:ascii="Calibri" w:cs="Calibri" w:eastAsia="Calibri" w:hAnsi="Calibri"/>
+          <w:sz w:val="22"/>
+          <w:szCs w:val="22"/>
+        </w:rPr>
+        <w:t xml:space="preserve">Case k = ℓ. Step 2 — the exponent is 0, so e⁰ = 1: (1/T₀)∫₀^{T₀} 1 dt = T₀/T₀ = 1.</w:t>
+      </w:r>
+    </w:p>
+    <w:p>
+      <w:pPr>
+        <w:pStyle w:val="ListParagraph"/>
+        <w:numPr>
+          <w:ilvl w:val="0"/>
+          <w:numId w:val="2"/>
+        </w:numPr>
+        <w:spacing w:after="80"/>
+      </w:pPr>
+      <w:r>
+        <w:rPr>
+          <w:rFonts w:ascii="Calibri" w:cs="Calibri" w:eastAsia="Calibri" w:hAnsi="Calibri"/>
+          <w:sz w:val="22"/>
+          <w:szCs w:val="22"/>
+        </w:rPr>
+        <w:t xml:space="preserve">Case k ≠ ℓ. Step 3 — let m = ℓ − k, a nonzero whole number. Integrate over [0, T₀]: ∫ e^{jmω₀t} dt = [e^{jmω₀t}/(jmω₀)]₀^{T₀} = (e^{jmω₀T₀} − 1)/(jmω₀).</w:t>
+      </w:r>
+    </w:p>
+    <w:p>
+      <w:pPr>
+        <w:pStyle w:val="ListParagraph"/>
+        <w:numPr>
+          <w:ilvl w:val="0"/>
+          <w:numId w:val="2"/>
+        </w:numPr>
+        <w:spacing w:after="80"/>
+      </w:pPr>
+      <w:r>
+        <w:rPr>
+          <w:rFonts w:ascii="Calibri" w:cs="Calibri" w:eastAsia="Calibri" w:hAnsi="Calibri"/>
+          <w:sz w:val="22"/>
+          <w:szCs w:val="22"/>
+        </w:rPr>
+        <w:t xml:space="preserve">Step 4 — ω₀T₀ = 2π, so e^{jmω₀T₀} = e^{j2πm}. Euler: e^{j2πm} = cos 2πm + j sin 2πm = 1 + 0 = 1 (m whole).</w:t>
+      </w:r>
+    </w:p>
+    <w:p>
+      <w:pPr>
+        <w:pStyle w:val="ListParagraph"/>
+        <w:numPr>
+          <w:ilvl w:val="0"/>
+          <w:numId w:val="2"/>
+        </w:numPr>
+        <w:spacing w:after="80"/>
+      </w:pPr>
+      <w:r>
+        <w:rPr>
+          <w:rFonts w:ascii="Calibri" w:cs="Calibri" w:eastAsia="Calibri" w:hAnsi="Calibri"/>
+          <w:sz w:val="22"/>
+          <w:szCs w:val="22"/>
+        </w:rPr>
+        <w:t xml:space="preserve">Step 5 — numerator 1 − 1 = 0. So the whole integral is 0, and ⟨v⁽ᵏ⁾, v⁽ℓ⁾⟩ = (1/T₀)·0 = 0 (denominator jmω₀ ≠ 0 because m ≠ 0).</w:t>
+      </w:r>
+    </w:p>
+    <w:p>
+      <w:pPr>
+        <w:pStyle w:val="ListParagraph"/>
+        <w:numPr>
+          <w:ilvl w:val="0"/>
+          <w:numId w:val="2"/>
+        </w:numPr>
+        <w:spacing w:after="80"/>
+      </w:pPr>
+      <w:r>
+        <w:rPr>
+          <w:rFonts w:ascii="Calibri" w:cs="Calibri" w:eastAsia="Calibri" w:hAnsi="Calibri"/>
+          <w:sz w:val="22"/>
+          <w:szCs w:val="22"/>
+        </w:rPr>
+        <w:t xml:space="preserve">Numeric example: T₀ = 1, ω₀ = 2π, k = 1, ℓ = 3, m = 2: (e^{j4π} − 1)/(j2·2π) = (1 − 1)/(j4π) = 0 ✓.</w:t>
+      </w:r>
+    </w:p>
+    <w:p>
+      <w:pPr>
+        <w:pStyle w:val="ListParagraph"/>
+        <w:numPr>
+          <w:ilvl w:val="0"/>
+          <w:numId w:val="2"/>
+        </w:numPr>
+        <w:spacing w:after="80"/>
+      </w:pPr>
+      <w:r>
+        <w:rPr>
+          <w:rFonts w:ascii="Calibri" w:cs="Calibri" w:eastAsia="Calibri" w:hAnsi="Calibri"/>
+          <w:sz w:val="22"/>
+          <w:szCs w:val="22"/>
+        </w:rPr>
+        <w:t xml:space="preserve">Contrast with the DFT: there ⟨v⁽ᵏ⁾, v⁽ᵏ⁾⟩ = N (VᴴV = N·I, where Vᴴ is the conjugate transpose). The 1/T₀ in the inner product makes the norm exactly 1, so we get the identity I.</w:t>
       </w:r>
     </w:p>
     <w:p>
@@ -557,53 +753,97 @@
           <w:sz w:val="22"/>
           <w:szCs w:val="22"/>
         </w:rPr>
-        <w:t xml:space="preserve">Timing ≈ 2 min. Figure generated from the lecture’s definition (T₀ = 1, ω₀ = 2π): the integrand e^{jmω₀t} with m = ℓ − k.</w:t>
-      </w:r>
-    </w:p>
-    <w:p>
-      <w:pPr>
-        <w:pStyle w:val="ListParagraph"/>
-        <w:numPr>
-          <w:ilvl w:val="0"/>
-          <w:numId w:val="2"/>
-        </w:numPr>
-        <w:spacing w:after="80"/>
-      </w:pPr>
-      <w:r>
-        <w:rPr>
-          <w:rFonts w:ascii="Calibri" w:cs="Calibri" w:eastAsia="Calibri" w:hAnsi="Calibri"/>
-          <w:sz w:val="22"/>
-          <w:szCs w:val="22"/>
-        </w:rPr>
-        <w:t xml:space="preserve">Left (k = ℓ = 1): m = 0, the integrand is the constant 1, the average is 1. Middle (k = 1, ℓ = 2, m = 1) and right (k = 2, ℓ = 5, m = 3): the real part (blue) has equal positive area and orange negative area; the imaginary part (red dashed) also averages to 0. So ⟨v^(k), v^(ℓ)⟩ = 0 for k ≠ ℓ.</w:t>
-      </w:r>
-    </w:p>
-    <w:p>
-      <w:pPr>
-        <w:pBdr>
-          <w:left w:val="single" w:color="7A1A1A" w:sz="18" w:space="8"/>
-        </w:pBdr>
-        <w:spacing w:after="140" w:before="100"/>
-        <w:ind w:left="360"/>
-      </w:pPr>
-      <w:r>
-        <w:rPr>
-          <w:rFonts w:ascii="Calibri" w:cs="Calibri" w:eastAsia="Calibri" w:hAnsi="Calibri"/>
-          <w:b/>
-          <w:bCs/>
-          <w:color w:val="7A1A1A"/>
-          <w:sz w:val="22"/>
-          <w:szCs w:val="22"/>
-        </w:rPr>
-        <w:t xml:space="preserve">Link to the algebra: </w:t>
-      </w:r>
-      <w:r>
-        <w:rPr>
-          <w:rFonts w:ascii="Calibri" w:cs="Calibri" w:eastAsia="Calibri" w:hAnsi="Calibri"/>
-          <w:sz w:val="22"/>
-          <w:szCs w:val="22"/>
-        </w:rPr>
-        <w:t xml:space="preserve">This is exactly what slide 5 computed: a whole number of cycles integrates to zero.</w:t>
+        <w:t xml:space="preserve">Timing ≈ 2 min.</w:t>
+      </w:r>
+    </w:p>
+    <w:p>
+      <w:pPr>
+        <w:pStyle w:val="ListParagraph"/>
+        <w:numPr>
+          <w:ilvl w:val="0"/>
+          <w:numId w:val="2"/>
+        </w:numPr>
+        <w:spacing w:after="80"/>
+      </w:pPr>
+      <w:r>
+        <w:rPr>
+          <w:rFonts w:ascii="Calibri" w:cs="Calibri" w:eastAsia="Calibri" w:hAnsi="Calibri"/>
+          <w:sz w:val="22"/>
+          <w:szCs w:val="22"/>
+        </w:rPr>
+        <w:t xml:space="preserve">Setup for the figure: T₀ = 1, ω₀ = 2π. Plot the integrand e^{jmω₀t} = cos(2πmt) + j sin(2πmt), m = ℓ − k. The inner product is its average over one period.</w:t>
+      </w:r>
+    </w:p>
+    <w:p>
+      <w:pPr>
+        <w:pStyle w:val="ListParagraph"/>
+        <w:numPr>
+          <w:ilvl w:val="0"/>
+          <w:numId w:val="2"/>
+        </w:numPr>
+        <w:spacing w:after="80"/>
+      </w:pPr>
+      <w:r>
+        <w:rPr>
+          <w:rFonts w:ascii="Calibri" w:cs="Calibri" w:eastAsia="Calibri" w:hAnsi="Calibri"/>
+          <w:sz w:val="22"/>
+          <w:szCs w:val="22"/>
+        </w:rPr>
+        <w:t xml:space="preserve">Left (k = ℓ = 1, m = 0): integrand is the constant 1; average = 1.</w:t>
+      </w:r>
+    </w:p>
+    <w:p>
+      <w:pPr>
+        <w:pStyle w:val="ListParagraph"/>
+        <w:numPr>
+          <w:ilvl w:val="0"/>
+          <w:numId w:val="2"/>
+        </w:numPr>
+        <w:spacing w:after="80"/>
+      </w:pPr>
+      <w:r>
+        <w:rPr>
+          <w:rFonts w:ascii="Calibri" w:cs="Calibri" w:eastAsia="Calibri" w:hAnsi="Calibri"/>
+          <w:sz w:val="22"/>
+          <w:szCs w:val="22"/>
+        </w:rPr>
+        <w:t xml:space="preserve">Middle (k = 1, ℓ = 2, m = 1): one full cycle. Real part cos 2πt: positive area (blue) = negative area (orange), average 0. Imaginary part sin 2πt (red dashed): also averages 0.</w:t>
+      </w:r>
+    </w:p>
+    <w:p>
+      <w:pPr>
+        <w:pStyle w:val="ListParagraph"/>
+        <w:numPr>
+          <w:ilvl w:val="0"/>
+          <w:numId w:val="2"/>
+        </w:numPr>
+        <w:spacing w:after="80"/>
+      </w:pPr>
+      <w:r>
+        <w:rPr>
+          <w:rFonts w:ascii="Calibri" w:cs="Calibri" w:eastAsia="Calibri" w:hAnsi="Calibri"/>
+          <w:sz w:val="22"/>
+          <w:szCs w:val="22"/>
+        </w:rPr>
+        <w:t xml:space="preserve">Right (k = 2, ℓ = 5, m = 3): three full cycles, same cancellation, average 0.</w:t>
+      </w:r>
+    </w:p>
+    <w:p>
+      <w:pPr>
+        <w:pStyle w:val="ListParagraph"/>
+        <w:numPr>
+          <w:ilvl w:val="0"/>
+          <w:numId w:val="2"/>
+        </w:numPr>
+        <w:spacing w:after="80"/>
+      </w:pPr>
+      <w:r>
+        <w:rPr>
+          <w:rFonts w:ascii="Calibri" w:cs="Calibri" w:eastAsia="Calibri" w:hAnsi="Calibri"/>
+          <w:sz w:val="22"/>
+          <w:szCs w:val="22"/>
+        </w:rPr>
+        <w:t xml:space="preserve">Link to the algebra: this is what slide 5 computed; a whole number of cycles integrates to zero.</w:t>
       </w:r>
     </w:p>
     <w:p>
@@ -651,43 +891,133 @@
           <w:sz w:val="22"/>
           <w:szCs w:val="22"/>
         </w:rPr>
-        <w:t xml:space="preserve">Start from synthesis s(t) = Σ_ℓ S_ℓ v^(ℓ)(t). Take the inner product with v^(k): ⟨v^(k), s⟩ = Σ_ℓ S_ℓ ⟨v^(k), v^(ℓ)⟩ (linear in the second argument; the integral passes through the sum).</w:t>
-      </w:r>
-    </w:p>
-    <w:p>
-      <w:pPr>
-        <w:pStyle w:val="ListParagraph"/>
-        <w:numPr>
-          <w:ilvl w:val="0"/>
-          <w:numId w:val="2"/>
-        </w:numPr>
-        <w:spacing w:after="80"/>
-      </w:pPr>
-      <w:r>
-        <w:rPr>
-          <w:rFonts w:ascii="Calibri" w:cs="Calibri" w:eastAsia="Calibri" w:hAnsi="Calibri"/>
-          <w:sz w:val="22"/>
-          <w:szCs w:val="22"/>
-        </w:rPr>
-        <w:t xml:space="preserve">Orthonormality turns ⟨v^(k), v^(ℓ)⟩ into δ_kℓ, so only ℓ = k survives and the sum equals S_k.</w:t>
-      </w:r>
-    </w:p>
-    <w:p>
-      <w:pPr>
-        <w:pStyle w:val="ListParagraph"/>
-        <w:numPr>
-          <w:ilvl w:val="0"/>
-          <w:numId w:val="2"/>
-        </w:numPr>
-        <w:spacing w:after="80"/>
-      </w:pPr>
-      <w:r>
-        <w:rPr>
-          <w:rFonts w:ascii="Calibri" w:cs="Calibri" w:eastAsia="Calibri" w:hAnsi="Calibri"/>
-          <w:sz w:val="22"/>
-          <w:szCs w:val="22"/>
-        </w:rPr>
-        <w:t xml:space="preserve">Result: S_k = (1/T₀)∫_{T₀} s(t) e^{−jkω₀t} dt. Any length-T₀ interval works; choose the symmetric one for even pulses.</w:t>
+        <w:t xml:space="preserve">Goal: given s(t), find S_k. Plan: take the inner product of s with v⁽ᵏ⁾ and let orthonormality pick out one term.</w:t>
+      </w:r>
+    </w:p>
+    <w:p>
+      <w:pPr>
+        <w:pStyle w:val="ListParagraph"/>
+        <w:numPr>
+          <w:ilvl w:val="0"/>
+          <w:numId w:val="2"/>
+        </w:numPr>
+        <w:spacing w:after="80"/>
+      </w:pPr>
+      <w:r>
+        <w:rPr>
+          <w:rFonts w:ascii="Calibri" w:cs="Calibri" w:eastAsia="Calibri" w:hAnsi="Calibri"/>
+          <w:sz w:val="22"/>
+          <w:szCs w:val="22"/>
+        </w:rPr>
+        <w:t xml:space="preserve">Step 1 — start from synthesis: s(t) = Σ_{ℓ=−∞}^{∞} S_ℓ v⁽ℓ⁾(t). (I use ℓ as the summation index so k stays free.)</w:t>
+      </w:r>
+    </w:p>
+    <w:p>
+      <w:pPr>
+        <w:pStyle w:val="ListParagraph"/>
+        <w:numPr>
+          <w:ilvl w:val="0"/>
+          <w:numId w:val="2"/>
+        </w:numPr>
+        <w:spacing w:after="80"/>
+      </w:pPr>
+      <w:r>
+        <w:rPr>
+          <w:rFonts w:ascii="Calibri" w:cs="Calibri" w:eastAsia="Calibri" w:hAnsi="Calibri"/>
+          <w:sz w:val="22"/>
+          <w:szCs w:val="22"/>
+        </w:rPr>
+        <w:t xml:space="preserve">Step 2 — take ⟨v⁽ᵏ⁾, ·⟩ of both sides: ⟨v⁽ᵏ⁾, s⟩ = ⟨v⁽ᵏ⁾, Σ_ℓ S_ℓ v⁽ℓ⁾⟩.</w:t>
+      </w:r>
+    </w:p>
+    <w:p>
+      <w:pPr>
+        <w:pStyle w:val="ListParagraph"/>
+        <w:numPr>
+          <w:ilvl w:val="0"/>
+          <w:numId w:val="2"/>
+        </w:numPr>
+        <w:spacing w:after="80"/>
+      </w:pPr>
+      <w:r>
+        <w:rPr>
+          <w:rFonts w:ascii="Calibri" w:cs="Calibri" w:eastAsia="Calibri" w:hAnsi="Calibri"/>
+          <w:sz w:val="22"/>
+          <w:szCs w:val="22"/>
+        </w:rPr>
+        <w:t xml:space="preserve">Step 3 — the inner product is linear in its second slot, and the integral passes through the sum: = Σ_ℓ S_ℓ ⟨v⁽ᵏ⁾, v⁽ℓ⁾⟩.</w:t>
+      </w:r>
+    </w:p>
+    <w:p>
+      <w:pPr>
+        <w:pStyle w:val="ListParagraph"/>
+        <w:numPr>
+          <w:ilvl w:val="0"/>
+          <w:numId w:val="2"/>
+        </w:numPr>
+        <w:spacing w:after="80"/>
+      </w:pPr>
+      <w:r>
+        <w:rPr>
+          <w:rFonts w:ascii="Calibri" w:cs="Calibri" w:eastAsia="Calibri" w:hAnsi="Calibri"/>
+          <w:sz w:val="22"/>
+          <w:szCs w:val="22"/>
+        </w:rPr>
+        <w:t xml:space="preserve">Step 4 — orthonormality: ⟨v⁽ᵏ⁾, v⁽ℓ⁾⟩ = δ_kℓ. Every term with ℓ ≠ k is multiplied by 0; only ℓ = k survives: = S_k·1 = S_k.</w:t>
+      </w:r>
+    </w:p>
+    <w:p>
+      <w:pPr>
+        <w:pStyle w:val="ListParagraph"/>
+        <w:numPr>
+          <w:ilvl w:val="0"/>
+          <w:numId w:val="2"/>
+        </w:numPr>
+        <w:spacing w:after="80"/>
+      </w:pPr>
+      <w:r>
+        <w:rPr>
+          <w:rFonts w:ascii="Calibri" w:cs="Calibri" w:eastAsia="Calibri" w:hAnsi="Calibri"/>
+          <w:sz w:val="22"/>
+          <w:szCs w:val="22"/>
+        </w:rPr>
+        <w:t xml:space="preserve">Step 5 — write the left side out: S_k = ⟨v⁽ᵏ⁾, s⟩ = (1/T₀) ∫_{T₀} e^{−jkω₀t} s(t) dt.</w:t>
+      </w:r>
+    </w:p>
+    <w:p>
+      <w:pPr>
+        <w:pStyle w:val="ListParagraph"/>
+        <w:numPr>
+          <w:ilvl w:val="0"/>
+          <w:numId w:val="2"/>
+        </w:numPr>
+        <w:spacing w:after="80"/>
+      </w:pPr>
+      <w:r>
+        <w:rPr>
+          <w:rFonts w:ascii="Calibri" w:cs="Calibri" w:eastAsia="Calibri" w:hAnsi="Calibri"/>
+          <w:sz w:val="22"/>
+          <w:szCs w:val="22"/>
+        </w:rPr>
+        <w:t xml:space="preserve">Tiny check: s(t) = 2e^{jω₀t} + 5e^{j3ω₀t}. Then S₃ = 2⟨v⁽³⁾, v⁽¹⁾⟩ + 5⟨v⁽³⁾, v⁽³⁾⟩ = 2(0) + 5(1) = 5 ✓.</w:t>
+      </w:r>
+    </w:p>
+    <w:p>
+      <w:pPr>
+        <w:pStyle w:val="ListParagraph"/>
+        <w:numPr>
+          <w:ilvl w:val="0"/>
+          <w:numId w:val="2"/>
+        </w:numPr>
+        <w:spacing w:after="80"/>
+      </w:pPr>
+      <w:r>
+        <w:rPr>
+          <w:rFonts w:ascii="Calibri" w:cs="Calibri" w:eastAsia="Calibri" w:hAnsi="Calibri"/>
+          <w:sz w:val="22"/>
+          <w:szCs w:val="22"/>
+        </w:rPr>
+        <w:t xml:space="preserve">Any interval of length T₀ works; choose the one that makes the integral easiest (symmetric for even pulses).</w:t>
       </w:r>
     </w:p>
     <w:p>
@@ -735,53 +1065,169 @@
           <w:sz w:val="22"/>
           <w:szCs w:val="22"/>
         </w:rPr>
-        <w:t xml:space="preserve">Timing ≈ 4 min. x(t) = cos(ω₀t). Step 1 Euler: cos = ½e^{jω₀t} + ½e^{−jω₀t}. Step 2: X_k = ½[(1/T₀)∫e^{−j(k−1)ω₀t}dt + (1/T₀)∫e^{−j(k+1)ω₀t}dt]. Step 3: (1/T₀)∫e^{jmω₀t}dt = δ_0m (orthonormality with v^(0) = 1), so the first term survives only for k = 1 and the second only for k = −1: X_{±1} = ½, all other X_k = 0.</w:t>
-      </w:r>
-    </w:p>
-    <w:p>
-      <w:pPr>
-        <w:pStyle w:val="ListParagraph"/>
-        <w:numPr>
-          <w:ilvl w:val="0"/>
-          <w:numId w:val="2"/>
-        </w:numPr>
-        <w:spacing w:after="80"/>
-      </w:pPr>
-      <w:r>
-        <w:rPr>
-          <w:rFonts w:ascii="Calibri" w:cs="Calibri" w:eastAsia="Calibri" w:hAnsi="Calibri"/>
-          <w:sz w:val="22"/>
-          <w:szCs w:val="22"/>
-        </w:rPr>
-        <w:t xml:space="preserve">Sine: sin(ω₀t) = (1/2j)(e^{jω₀t} − e^{−jω₀t}), so X_k = (1/2j)(δ_{k1} − δ_{k,−1}); X₁ = 1/(2j) = −j/2 (use 1/j = −j) and X_{−1} = +j/2.</w:t>
-      </w:r>
-    </w:p>
-    <w:p>
-      <w:pPr>
-        <w:pBdr>
-          <w:left w:val="single" w:color="7A1A1A" w:sz="18" w:space="8"/>
-        </w:pBdr>
-        <w:spacing w:after="140" w:before="100"/>
-        <w:ind w:left="360"/>
-      </w:pPr>
-      <w:r>
-        <w:rPr>
-          <w:rFonts w:ascii="Calibri" w:cs="Calibri" w:eastAsia="Calibri" w:hAnsi="Calibri"/>
-          <w:b/>
-          <w:bCs/>
-          <w:color w:val="7A1A1A"/>
-          <w:sz w:val="22"/>
-          <w:szCs w:val="22"/>
-        </w:rPr>
-        <w:t xml:space="preserve">Checks: </w:t>
-      </w:r>
-      <w:r>
-        <w:rPr>
-          <w:rFonts w:ascii="Calibri" w:cs="Calibri" w:eastAsia="Calibri" w:hAnsi="Calibri"/>
-          <w:sz w:val="22"/>
-          <w:szCs w:val="22"/>
-        </w:rPr>
-        <w:t xml:space="preserve">Real signal: X_{−1} = X₁*. Also sin(ω₀t) = cos(ω₀t − π/2) has X₁ = ½e^{−jπ/2} = −j/2. The amplitude 2|X₁| = 1. This reproduces the “read off the coefficients” rule from Lecture 18, now derived.</w:t>
+        <w:t xml:space="preserve">Timing ≈ 4 min.</w:t>
+      </w:r>
+    </w:p>
+    <w:p>
+      <w:pPr>
+        <w:pStyle w:val="ListParagraph"/>
+        <w:numPr>
+          <w:ilvl w:val="0"/>
+          <w:numId w:val="2"/>
+        </w:numPr>
+        <w:spacing w:after="80"/>
+      </w:pPr>
+      <w:r>
+        <w:rPr>
+          <w:rFonts w:ascii="Calibri" w:cs="Calibri" w:eastAsia="Calibri" w:hAnsi="Calibri"/>
+          <w:sz w:val="22"/>
+          <w:szCs w:val="22"/>
+        </w:rPr>
+        <w:t xml:space="preserve">Setup: x(t) = cos(ω₀t), period T₀ = 2π/ω₀. Use X_k = (1/T₀)∫_{T₀} x(t)e^{−jkω₀t} dt. (X_k is the coefficient of x, same role as S_k.)</w:t>
+      </w:r>
+    </w:p>
+    <w:p>
+      <w:pPr>
+        <w:pStyle w:val="ListParagraph"/>
+        <w:numPr>
+          <w:ilvl w:val="0"/>
+          <w:numId w:val="2"/>
+        </w:numPr>
+        <w:spacing w:after="80"/>
+      </w:pPr>
+      <w:r>
+        <w:rPr>
+          <w:rFonts w:ascii="Calibri" w:cs="Calibri" w:eastAsia="Calibri" w:hAnsi="Calibri"/>
+          <w:sz w:val="22"/>
+          <w:szCs w:val="22"/>
+        </w:rPr>
+        <w:t xml:space="preserve">Step 1 — Euler: cos(ω₀t) = ½e^{jω₀t} + ½e^{−jω₀t}.</w:t>
+      </w:r>
+    </w:p>
+    <w:p>
+      <w:pPr>
+        <w:pStyle w:val="ListParagraph"/>
+        <w:numPr>
+          <w:ilvl w:val="0"/>
+          <w:numId w:val="2"/>
+        </w:numPr>
+        <w:spacing w:after="80"/>
+      </w:pPr>
+      <w:r>
+        <w:rPr>
+          <w:rFonts w:ascii="Calibri" w:cs="Calibri" w:eastAsia="Calibri" w:hAnsi="Calibri"/>
+          <w:sz w:val="22"/>
+          <w:szCs w:val="22"/>
+        </w:rPr>
+        <w:t xml:space="preserve">Step 2 — insert and combine exponents: x(t)e^{−jkω₀t} = ½e^{j(1−k)ω₀t} + ½e^{−j(1+k)ω₀t}. So X_k = ½[(1/T₀)∫e^{−j(k−1)ω₀t}dt + (1/T₀)∫e^{−j(k+1)ω₀t}dt].</w:t>
+      </w:r>
+    </w:p>
+    <w:p>
+      <w:pPr>
+        <w:pStyle w:val="ListParagraph"/>
+        <w:numPr>
+          <w:ilvl w:val="0"/>
+          <w:numId w:val="2"/>
+        </w:numPr>
+        <w:spacing w:after="80"/>
+      </w:pPr>
+      <w:r>
+        <w:rPr>
+          <w:rFonts w:ascii="Calibri" w:cs="Calibri" w:eastAsia="Calibri" w:hAnsi="Calibri"/>
+          <w:sz w:val="22"/>
+          <w:szCs w:val="22"/>
+        </w:rPr>
+        <w:t xml:space="preserve">Step 3 — whole-period rule (orthonormality with v⁽⁰⁾ = 1): (1/T₀)∫_{T₀} e^{jmω₀t} dt = δ_{0m}, i.e. 1 if m = 0, else 0.</w:t>
+      </w:r>
+    </w:p>
+    <w:p>
+      <w:pPr>
+        <w:pStyle w:val="ListParagraph"/>
+        <w:numPr>
+          <w:ilvl w:val="0"/>
+          <w:numId w:val="2"/>
+        </w:numPr>
+        <w:spacing w:after="80"/>
+      </w:pPr>
+      <w:r>
+        <w:rPr>
+          <w:rFonts w:ascii="Calibri" w:cs="Calibri" w:eastAsia="Calibri" w:hAnsi="Calibri"/>
+          <w:sz w:val="22"/>
+          <w:szCs w:val="22"/>
+        </w:rPr>
+        <w:t xml:space="preserve">Step 4 — first term is 1 only when k − 1 = 0 (k = 1); second only when k + 1 = 0 (k = −1). So X₁ = ½, X_{−1} = ½, all other X_k = 0.</w:t>
+      </w:r>
+    </w:p>
+    <w:p>
+      <w:pPr>
+        <w:pStyle w:val="ListParagraph"/>
+        <w:numPr>
+          <w:ilvl w:val="0"/>
+          <w:numId w:val="2"/>
+        </w:numPr>
+        <w:spacing w:after="80"/>
+      </w:pPr>
+      <w:r>
+        <w:rPr>
+          <w:rFonts w:ascii="Calibri" w:cs="Calibri" w:eastAsia="Calibri" w:hAnsi="Calibri"/>
+          <w:sz w:val="22"/>
+          <w:szCs w:val="22"/>
+        </w:rPr>
+        <w:t xml:space="preserve">Sine. Step 5 — Euler: sin(ω₀t) = (1/(2j))(e^{jω₀t} − e^{−jω₀t}). So X_k = (1/(2j))(δ_{k,1} − δ_{k,−1}).</w:t>
+      </w:r>
+    </w:p>
+    <w:p>
+      <w:pPr>
+        <w:pStyle w:val="ListParagraph"/>
+        <w:numPr>
+          <w:ilvl w:val="0"/>
+          <w:numId w:val="2"/>
+        </w:numPr>
+        <w:spacing w:after="80"/>
+      </w:pPr>
+      <w:r>
+        <w:rPr>
+          <w:rFonts w:ascii="Calibri" w:cs="Calibri" w:eastAsia="Calibri" w:hAnsi="Calibri"/>
+          <w:sz w:val="22"/>
+          <w:szCs w:val="22"/>
+        </w:rPr>
+        <w:t xml:space="preserve">Step 6 — use 1/j = −j: X₁ = 1/(2j) = −j/2. X_{−1} = −1/(2j) = +j/2.</w:t>
+      </w:r>
+    </w:p>
+    <w:p>
+      <w:pPr>
+        <w:pStyle w:val="ListParagraph"/>
+        <w:numPr>
+          <w:ilvl w:val="0"/>
+          <w:numId w:val="2"/>
+        </w:numPr>
+        <w:spacing w:after="80"/>
+      </w:pPr>
+      <w:r>
+        <w:rPr>
+          <w:rFonts w:ascii="Calibri" w:cs="Calibri" w:eastAsia="Calibri" w:hAnsi="Calibri"/>
+          <w:sz w:val="22"/>
+          <w:szCs w:val="22"/>
+        </w:rPr>
+        <w:t xml:space="preserve">Checks: real signal ⇒ X_{−1} = X₁* ✓ (j/2 is the conjugate of −j/2). Second method: sin(ω₀t) = cos(ω₀t − π/2) ⇒ X₁ = ½e^{−jπ/2} = ½(−j) = −j/2 ✓. Amplitude: 2|X₁| = 1 ✓. Notebook (numerical integral): sin gives X₁ = −0.5j, X_{−1} = 0.5j.</w:t>
+      </w:r>
+    </w:p>
+    <w:p>
+      <w:pPr>
+        <w:pStyle w:val="ListParagraph"/>
+        <w:numPr>
+          <w:ilvl w:val="0"/>
+          <w:numId w:val="2"/>
+        </w:numPr>
+        <w:spacing w:after="80"/>
+      </w:pPr>
+      <w:r>
+        <w:rPr>
+          <w:rFonts w:ascii="Calibri" w:cs="Calibri" w:eastAsia="Calibri" w:hAnsi="Calibri"/>
+          <w:sz w:val="22"/>
+          <w:szCs w:val="22"/>
+        </w:rPr>
+        <w:t xml:space="preserve">This reproduces the 'read off the coefficients' rule from Lecture 18, now derived.</w:t>
       </w:r>
     </w:p>
     <w:p>
@@ -829,43 +1275,97 @@
           <w:sz w:val="22"/>
           <w:szCs w:val="22"/>
         </w:rPr>
-        <w:t xml:space="preserve">Signal: unit height, duty α with 0 &lt; α &lt; 1: s(t) = 1 for |t| &lt; αT₀/2 and 0 elsewhere in [−T₀/2, T₀/2), then periodic. Integrate over [−T₀/2, T₀/2]; only the pulse interval contributes.</w:t>
-      </w:r>
-    </w:p>
-    <w:p>
-      <w:pPr>
-        <w:pStyle w:val="ListParagraph"/>
-        <w:numPr>
-          <w:ilvl w:val="0"/>
-          <w:numId w:val="2"/>
-        </w:numPr>
-        <w:spacing w:after="80"/>
-      </w:pPr>
-      <w:r>
-        <w:rPr>
-          <w:rFonts w:ascii="Calibri" w:cs="Calibri" w:eastAsia="Calibri" w:hAnsi="Calibri"/>
-          <w:sz w:val="22"/>
-          <w:szCs w:val="22"/>
-        </w:rPr>
-        <w:t xml:space="preserve">DC: S₀ = (1/T₀)∫_{−αT₀/2}^{αT₀/2} 1 dt = (1/T₀)(αT₀/2 + αT₀/2) = α — the average value (height 1 for a fraction α of the period).</w:t>
-      </w:r>
-    </w:p>
-    <w:p>
-      <w:pPr>
-        <w:pStyle w:val="ListParagraph"/>
-        <w:numPr>
-          <w:ilvl w:val="0"/>
-          <w:numId w:val="2"/>
-        </w:numPr>
-        <w:spacing w:after="80"/>
-      </w:pPr>
-      <w:r>
-        <w:rPr>
-          <w:rFonts w:ascii="Calibri" w:cs="Calibri" w:eastAsia="Calibri" w:hAnsi="Calibri"/>
-          <w:sz w:val="22"/>
-          <w:szCs w:val="22"/>
-        </w:rPr>
-        <w:t xml:space="preserve">For k ≠ 0 set up S_k = (1/T₀)∫ e^{−jkω₀t} dt; the antiderivative is e^{−jkω₀t}/(−jkω₀).</w:t>
+        <w:t xml:space="preserve">Define the signal: unit-height pulse train with duty α (fraction of the period the pulse is on), 0 &lt; α &lt; 1. s(t) = 1 for |t| &lt; αT₀/2, 0 for the rest of [−T₀/2, T₀/2), repeated every T₀. Pulse width = αT₀.</w:t>
+      </w:r>
+    </w:p>
+    <w:p>
+      <w:pPr>
+        <w:pStyle w:val="ListParagraph"/>
+        <w:numPr>
+          <w:ilvl w:val="0"/>
+          <w:numId w:val="2"/>
+        </w:numPr>
+        <w:spacing w:after="80"/>
+      </w:pPr>
+      <w:r>
+        <w:rPr>
+          <w:rFonts w:ascii="Calibri" w:cs="Calibri" w:eastAsia="Calibri" w:hAnsi="Calibri"/>
+          <w:sz w:val="22"/>
+          <w:szCs w:val="22"/>
+        </w:rPr>
+        <w:t xml:space="preserve">Example for orientation: T₀ = 1, α = 1/4: pulse for |t| &lt; 0.125, width 0.25.</w:t>
+      </w:r>
+    </w:p>
+    <w:p>
+      <w:pPr>
+        <w:pStyle w:val="ListParagraph"/>
+        <w:numPr>
+          <w:ilvl w:val="0"/>
+          <w:numId w:val="2"/>
+        </w:numPr>
+        <w:spacing w:after="80"/>
+      </w:pPr>
+      <w:r>
+        <w:rPr>
+          <w:rFonts w:ascii="Calibri" w:cs="Calibri" w:eastAsia="Calibri" w:hAnsi="Calibri"/>
+          <w:sz w:val="22"/>
+          <w:szCs w:val="22"/>
+        </w:rPr>
+        <w:t xml:space="preserve">Step 1 — integrate over [−T₀/2, T₀/2]; s = 0 outside the pulse, so only |t| &lt; αT₀/2 contributes.</w:t>
+      </w:r>
+    </w:p>
+    <w:p>
+      <w:pPr>
+        <w:pStyle w:val="ListParagraph"/>
+        <w:numPr>
+          <w:ilvl w:val="0"/>
+          <w:numId w:val="2"/>
+        </w:numPr>
+        <w:spacing w:after="80"/>
+      </w:pPr>
+      <w:r>
+        <w:rPr>
+          <w:rFonts w:ascii="Calibri" w:cs="Calibri" w:eastAsia="Calibri" w:hAnsi="Calibri"/>
+          <w:sz w:val="22"/>
+          <w:szCs w:val="22"/>
+        </w:rPr>
+        <w:t xml:space="preserve">Step 2 — DC (k = 0): S₀ = (1/T₀)∫_{−αT₀/2}^{αT₀/2} 1 dt = (1/T₀)(αT₀/2 − (−αT₀/2)) = (1/T₀)(αT₀) = α.</w:t>
+      </w:r>
+    </w:p>
+    <w:p>
+      <w:pPr>
+        <w:pStyle w:val="ListParagraph"/>
+        <w:numPr>
+          <w:ilvl w:val="0"/>
+          <w:numId w:val="2"/>
+        </w:numPr>
+        <w:spacing w:after="80"/>
+      </w:pPr>
+      <w:r>
+        <w:rPr>
+          <w:rFonts w:ascii="Calibri" w:cs="Calibri" w:eastAsia="Calibri" w:hAnsi="Calibri"/>
+          <w:sz w:val="22"/>
+          <w:szCs w:val="22"/>
+        </w:rPr>
+        <w:t xml:space="preserve">Meaning: S₀ is the average value: height 1 for a fraction α of the time. (α = 1/4 ⇒ S₀ = 0.25.)</w:t>
+      </w:r>
+    </w:p>
+    <w:p>
+      <w:pPr>
+        <w:pStyle w:val="ListParagraph"/>
+        <w:numPr>
+          <w:ilvl w:val="0"/>
+          <w:numId w:val="2"/>
+        </w:numPr>
+        <w:spacing w:after="80"/>
+      </w:pPr>
+      <w:r>
+        <w:rPr>
+          <w:rFonts w:ascii="Calibri" w:cs="Calibri" w:eastAsia="Calibri" w:hAnsi="Calibri"/>
+          <w:sz w:val="22"/>
+          <w:szCs w:val="22"/>
+        </w:rPr>
+        <w:t xml:space="preserve">Step 3 — set up k ≠ 0: S_k = (1/T₀)∫_{−αT₀/2}^{αT₀/2} e^{−jkω₀t} dt. Antiderivative of e^{−jkω₀t} is e^{−jkω₀t}/(−jkω₀) (differentiate to check: the chain rule gives back e^{−jkω₀t}).</w:t>
       </w:r>
     </w:p>
     <w:p>
@@ -913,71 +1413,151 @@
           <w:sz w:val="22"/>
           <w:szCs w:val="22"/>
         </w:rPr>
-        <w:t xml:space="preserve">Substitute limits: S_k = (1/T₀)(e^{−jkω₀αT₀/2} − e^{+jkω₀αT₀/2})/(−jkω₀).</w:t>
-      </w:r>
-    </w:p>
-    <w:p>
-      <w:pPr>
-        <w:pStyle w:val="ListParagraph"/>
-        <w:numPr>
-          <w:ilvl w:val="0"/>
-          <w:numId w:val="2"/>
-        </w:numPr>
-        <w:spacing w:after="80"/>
-      </w:pPr>
-      <w:r>
-        <w:rPr>
-          <w:rFonts w:ascii="Calibri" w:cs="Calibri" w:eastAsia="Calibri" w:hAnsi="Calibri"/>
-          <w:sz w:val="22"/>
-          <w:szCs w:val="22"/>
-        </w:rPr>
-        <w:t xml:space="preserve">Let θ = kαπ. Since ω₀T₀ = 2π: kω₀αT₀/2 = kαπ = θ and T₀·kω₀ = 2πk. So S_k = (e^{−jθ} − e^{jθ})/(−j2πk).</w:t>
-      </w:r>
-    </w:p>
-    <w:p>
-      <w:pPr>
-        <w:pStyle w:val="ListParagraph"/>
-        <w:numPr>
-          <w:ilvl w:val="0"/>
-          <w:numId w:val="2"/>
-        </w:numPr>
-        <w:spacing w:after="80"/>
-      </w:pPr>
-      <w:r>
-        <w:rPr>
-          <w:rFonts w:ascii="Calibri" w:cs="Calibri" w:eastAsia="Calibri" w:hAnsi="Calibri"/>
-          <w:sz w:val="22"/>
-          <w:szCs w:val="22"/>
-        </w:rPr>
-        <w:t xml:space="preserve">Euler: e^{jθ} − e^{−jθ} = 2j sin θ, so the numerator is −2j sin θ and S_k = sin(kαπ)/(kπ).</w:t>
-      </w:r>
-    </w:p>
-    <w:p>
-      <w:pPr>
-        <w:pBdr>
-          <w:left w:val="single" w:color="7A1A1A" w:sz="18" w:space="8"/>
-        </w:pBdr>
-        <w:spacing w:after="140" w:before="100"/>
-        <w:ind w:left="360"/>
-      </w:pPr>
-      <w:r>
-        <w:rPr>
-          <w:rFonts w:ascii="Calibri" w:cs="Calibri" w:eastAsia="Calibri" w:hAnsi="Calibri"/>
-          <w:b/>
-          <w:bCs/>
-          <w:color w:val="7A1A1A"/>
-          <w:sz w:val="22"/>
-          <w:szCs w:val="22"/>
-        </w:rPr>
-        <w:t xml:space="preserve">Consistency check: </w:t>
-      </w:r>
-      <w:r>
-        <w:rPr>
-          <w:rFonts w:ascii="Calibri" w:cs="Calibri" w:eastAsia="Calibri" w:hAnsi="Calibri"/>
-          <w:sz w:val="22"/>
-          <w:szCs w:val="22"/>
-        </w:rPr>
-        <w:t xml:space="preserve">As k → 0, sin(kαπ) ≈ kαπ, so S_k → α = S₀: the formula contains the DC case. For α = ½, k = 1: S₁ = sin(π/2)/π = 1/π ≈ 0.318. Also S_{−k} = S_k (real and even, because s is real and even).</w:t>
+        <w:t xml:space="preserve">Step 1 — substitute the limits (upper minus lower): S_k = (1/T₀)·[e^{−jkω₀αT₀/2} − e^{+jkω₀αT₀/2}]/(−jkω₀).</w:t>
+      </w:r>
+    </w:p>
+    <w:p>
+      <w:pPr>
+        <w:pStyle w:val="ListParagraph"/>
+        <w:numPr>
+          <w:ilvl w:val="0"/>
+          <w:numId w:val="2"/>
+        </w:numPr>
+        <w:spacing w:after="80"/>
+      </w:pPr>
+      <w:r>
+        <w:rPr>
+          <w:rFonts w:ascii="Calibri" w:cs="Calibri" w:eastAsia="Calibri" w:hAnsi="Calibri"/>
+          <w:sz w:val="22"/>
+          <w:szCs w:val="22"/>
+        </w:rPr>
+        <w:t xml:space="preserve">Step 2 — simplify the exponents with ω₀T₀ = 2π. Let θ = kαπ. Then kω₀αT₀/2 = kα(ω₀T₀)/2 = kα(2π)/2 = kαπ = θ. And T₀·kω₀ = k(ω₀T₀) = 2πk.</w:t>
+      </w:r>
+    </w:p>
+    <w:p>
+      <w:pPr>
+        <w:pStyle w:val="ListParagraph"/>
+        <w:numPr>
+          <w:ilvl w:val="0"/>
+          <w:numId w:val="2"/>
+        </w:numPr>
+        <w:spacing w:after="80"/>
+      </w:pPr>
+      <w:r>
+        <w:rPr>
+          <w:rFonts w:ascii="Calibri" w:cs="Calibri" w:eastAsia="Calibri" w:hAnsi="Calibri"/>
+          <w:sz w:val="22"/>
+          <w:szCs w:val="22"/>
+        </w:rPr>
+        <w:t xml:space="preserve">Step 3 — so S_k = (e^{−jθ} − e^{jθ})/(−j2πk).</w:t>
+      </w:r>
+    </w:p>
+    <w:p>
+      <w:pPr>
+        <w:pStyle w:val="ListParagraph"/>
+        <w:numPr>
+          <w:ilvl w:val="0"/>
+          <w:numId w:val="2"/>
+        </w:numPr>
+        <w:spacing w:after="80"/>
+      </w:pPr>
+      <w:r>
+        <w:rPr>
+          <w:rFonts w:ascii="Calibri" w:cs="Calibri" w:eastAsia="Calibri" w:hAnsi="Calibri"/>
+          <w:sz w:val="22"/>
+          <w:szCs w:val="22"/>
+        </w:rPr>
+        <w:t xml:space="preserve">Step 4 — identity e^{jθ} − e^{−jθ} = 2j sin θ, so e^{−jθ} − e^{jθ} = −2j sin θ. Then S_k = (−2j sin θ)/(−j2πk): the −j cancels and 2/2 = 1.</w:t>
+      </w:r>
+    </w:p>
+    <w:p>
+      <w:pPr>
+        <w:pStyle w:val="ListParagraph"/>
+        <w:numPr>
+          <w:ilvl w:val="0"/>
+          <w:numId w:val="2"/>
+        </w:numPr>
+        <w:spacing w:after="80"/>
+      </w:pPr>
+      <w:r>
+        <w:rPr>
+          <w:rFonts w:ascii="Calibri" w:cs="Calibri" w:eastAsia="Calibri" w:hAnsi="Calibri"/>
+          <w:sz w:val="22"/>
+          <w:szCs w:val="22"/>
+        </w:rPr>
+        <w:t xml:space="preserve">Step 5 — result: S_k = sin(kαπ)/(kπ).</w:t>
+      </w:r>
+    </w:p>
+    <w:p>
+      <w:pPr>
+        <w:pStyle w:val="ListParagraph"/>
+        <w:numPr>
+          <w:ilvl w:val="0"/>
+          <w:numId w:val="2"/>
+        </w:numPr>
+        <w:spacing w:after="80"/>
+      </w:pPr>
+      <w:r>
+        <w:rPr>
+          <w:rFonts w:ascii="Calibri" w:cs="Calibri" w:eastAsia="Calibri" w:hAnsi="Calibri"/>
+          <w:sz w:val="22"/>
+          <w:szCs w:val="22"/>
+        </w:rPr>
+        <w:t xml:space="preserve">Check 1 (k → 0): sin(kαπ) ≈ kαπ, so S_k → kαπ/(kπ) = α = S₀. The same formula includes the DC case.</w:t>
+      </w:r>
+    </w:p>
+    <w:p>
+      <w:pPr>
+        <w:pStyle w:val="ListParagraph"/>
+        <w:numPr>
+          <w:ilvl w:val="0"/>
+          <w:numId w:val="2"/>
+        </w:numPr>
+        <w:spacing w:after="80"/>
+      </w:pPr>
+      <w:r>
+        <w:rPr>
+          <w:rFonts w:ascii="Calibri" w:cs="Calibri" w:eastAsia="Calibri" w:hAnsi="Calibri"/>
+          <w:sz w:val="22"/>
+          <w:szCs w:val="22"/>
+        </w:rPr>
+        <w:t xml:space="preserve">Check 2 (α = ½, k = 1): θ = π/2. By the long form: (e^{−jπ/2} − e^{jπ/2})/(−j2π) = (−j − j)/(−j2π) = (−2j)/(−j2π) = 1/π = 0.318; formula sin(π/2)/π = 1/π ✓.</w:t>
+      </w:r>
+    </w:p>
+    <w:p>
+      <w:pPr>
+        <w:pStyle w:val="ListParagraph"/>
+        <w:numPr>
+          <w:ilvl w:val="0"/>
+          <w:numId w:val="2"/>
+        </w:numPr>
+        <w:spacing w:after="80"/>
+      </w:pPr>
+      <w:r>
+        <w:rPr>
+          <w:rFonts w:ascii="Calibri" w:cs="Calibri" w:eastAsia="Calibri" w:hAnsi="Calibri"/>
+          <w:sz w:val="22"/>
+          <w:szCs w:val="22"/>
+        </w:rPr>
+        <w:t xml:space="preserve">Check 3 (α = ½, k = 3): θ = 3π/2, sin = −1, S₃ = −1/(3π) = −0.106.</w:t>
+      </w:r>
+    </w:p>
+    <w:p>
+      <w:pPr>
+        <w:pStyle w:val="ListParagraph"/>
+        <w:numPr>
+          <w:ilvl w:val="0"/>
+          <w:numId w:val="2"/>
+        </w:numPr>
+        <w:spacing w:after="80"/>
+      </w:pPr>
+      <w:r>
+        <w:rPr>
+          <w:rFonts w:ascii="Calibri" w:cs="Calibri" w:eastAsia="Calibri" w:hAnsi="Calibri"/>
+          <w:sz w:val="22"/>
+          <w:szCs w:val="22"/>
+        </w:rPr>
+        <w:t xml:space="preserve">Symmetry: S_{−k} = sin(−kαπ)/(−kπ) = (−sin kαπ)/(−kπ) = S_k: real and even in k, because s(t) is real and even.</w:t>
       </w:r>
     </w:p>
     <w:p>
@@ -1025,61 +1605,79 @@
           <w:sz w:val="22"/>
           <w:szCs w:val="22"/>
         </w:rPr>
-        <w:t xml:space="preserve">S_k = α sinc(kα) with the normalized sinc(x) = sin(πx)/(πx): α·sin(πkα)/(πkα) = sin(πkα)/(πk), exactly slide 10.</w:t>
-      </w:r>
-    </w:p>
-    <w:p>
-      <w:pPr>
-        <w:pStyle w:val="ListParagraph"/>
-        <w:numPr>
-          <w:ilvl w:val="0"/>
-          <w:numId w:val="2"/>
-        </w:numPr>
-        <w:spacing w:after="80"/>
-      </w:pPr>
-      <w:r>
-        <w:rPr>
-          <w:rFonts w:ascii="Calibri" w:cs="Calibri" w:eastAsia="Calibri" w:hAnsi="Calibri"/>
-          <w:sz w:val="22"/>
-          <w:szCs w:val="22"/>
-        </w:rPr>
-        <w:t xml:space="preserve">First zero at k = 1/α: narrow pulse, wide spectrum. As α → 1 only S₀ survives (sin kπ = 0 for integer k).</w:t>
-      </w:r>
-    </w:p>
-    <w:p>
-      <w:pPr>
-        <w:pStyle w:val="ListParagraph"/>
-        <w:numPr>
-          <w:ilvl w:val="0"/>
-          <w:numId w:val="2"/>
-        </w:numPr>
-        <w:spacing w:after="80"/>
-      </w:pPr>
-      <w:r>
-        <w:rPr>
-          <w:rFonts w:ascii="Calibri" w:cs="Calibri" w:eastAsia="Calibri" w:hAnsi="Calibri"/>
-          <w:sz w:val="22"/>
-          <w:szCs w:val="22"/>
-        </w:rPr>
-        <w:t xml:space="preserve">Numbers to read off: α = ½: S₀ = 0.5, S_{±1} = 1/π = 0.318, S_{±2} = 0, S_{±3} = −1/(3π) = −0.106, S_{±5} = 1/(5π) = 0.064. α = ¼: S₀ = 0.25, S_{±1} = sin(π/4)/π = 0.225, S_{±2} = 1/(2π) = 0.159, S_{±3} = sin(3π/4)/(3π) = 0.075, S_{±4} = 0. These are the stems on the next slide.</w:t>
-      </w:r>
-    </w:p>
-    <w:p>
-      <w:pPr>
-        <w:pStyle w:val="ListParagraph"/>
-        <w:numPr>
-          <w:ilvl w:val="0"/>
-          <w:numId w:val="2"/>
-        </w:numPr>
-        <w:spacing w:after="80"/>
-      </w:pPr>
-      <w:r>
-        <w:rPr>
-          <w:rFonts w:ascii="Calibri" w:cs="Calibri" w:eastAsia="Calibri" w:hAnsi="Calibri"/>
-          <w:sz w:val="22"/>
-          <w:szCs w:val="22"/>
-        </w:rPr>
-        <w:t xml:space="preserve">New line on the slide: a negative real coefficient is a magnitude with phase π, e.g. S₃ = −0.106 = 0.106 e^{jπ} for α = ½. This matters in Lecture 20 when we shift the pulse.</w:t>
+        <w:t xml:space="preserve">Rewrite with the normalized sinc: sinc(x) = sin(πx)/(πx). Then α·sinc(kα) = α sin(πkα)/(πkα) = sin(πkα)/(πk) = S_k, exactly slide 10.</w:t>
+      </w:r>
+    </w:p>
+    <w:p>
+      <w:pPr>
+        <w:pStyle w:val="ListParagraph"/>
+        <w:numPr>
+          <w:ilvl w:val="0"/>
+          <w:numId w:val="2"/>
+        </w:numPr>
+        <w:spacing w:after="80"/>
+      </w:pPr>
+      <w:r>
+        <w:rPr>
+          <w:rFonts w:ascii="Calibri" w:cs="Calibri" w:eastAsia="Calibri" w:hAnsi="Calibri"/>
+          <w:sz w:val="22"/>
+          <w:szCs w:val="22"/>
+        </w:rPr>
+        <w:t xml:space="preserve">First zero: sin(πkα) = 0 first at kα = 1, i.e. k = 1/α. Narrow pulse (small α) ⇒ zero far out ⇒ wide spectrum. α → 1 (pulse fills the period): sin(kπ) = 0 for integer k ≠ 0, only S₀ = 1 survives.</w:t>
+      </w:r>
+    </w:p>
+    <w:p>
+      <w:pPr>
+        <w:pStyle w:val="ListParagraph"/>
+        <w:numPr>
+          <w:ilvl w:val="0"/>
+          <w:numId w:val="2"/>
+        </w:numPr>
+        <w:spacing w:after="80"/>
+      </w:pPr>
+      <w:r>
+        <w:rPr>
+          <w:rFonts w:ascii="Calibri" w:cs="Calibri" w:eastAsia="Calibri" w:hAnsi="Calibri"/>
+          <w:sz w:val="22"/>
+          <w:szCs w:val="22"/>
+        </w:rPr>
+        <w:t xml:space="preserve">Table α = ½ (S_k = sin(kπ/2)/(kπ)): S₀ = 0.5. S_{±1} = 1/π = 0.318. S_{±2} = sin π/(2π) = 0. S_{±3} = −1/(3π) = −0.106. S_{±5} = 1/(5π) = 0.064.</w:t>
+      </w:r>
+    </w:p>
+    <w:p>
+      <w:pPr>
+        <w:pStyle w:val="ListParagraph"/>
+        <w:numPr>
+          <w:ilvl w:val="0"/>
+          <w:numId w:val="2"/>
+        </w:numPr>
+        <w:spacing w:after="80"/>
+      </w:pPr>
+      <w:r>
+        <w:rPr>
+          <w:rFonts w:ascii="Calibri" w:cs="Calibri" w:eastAsia="Calibri" w:hAnsi="Calibri"/>
+          <w:sz w:val="22"/>
+          <w:szCs w:val="22"/>
+        </w:rPr>
+        <w:t xml:space="preserve">Table α = ¼ (S_k = sin(kπ/4)/(kπ)): S₀ = 0.25. S_{±1} = sin(π/4)/π = 0.7071/π = 0.225. S_{±2} = sin(π/2)/(2π) = 1/(2π) = 0.159. S_{±3} = sin(3π/4)/(3π) = 0.7071/(3π) = 0.075. S_{±4} = sin π/(4π) = 0. S_{±5} = sin(5π/4)/(5π) = −0.7071/(5π) = −0.045.</w:t>
+      </w:r>
+    </w:p>
+    <w:p>
+      <w:pPr>
+        <w:pStyle w:val="ListParagraph"/>
+        <w:numPr>
+          <w:ilvl w:val="0"/>
+          <w:numId w:val="2"/>
+        </w:numPr>
+        <w:spacing w:after="80"/>
+      </w:pPr>
+      <w:r>
+        <w:rPr>
+          <w:rFonts w:ascii="Calibri" w:cs="Calibri" w:eastAsia="Calibri" w:hAnsi="Calibri"/>
+          <w:sz w:val="22"/>
+          <w:szCs w:val="22"/>
+        </w:rPr>
+        <w:t xml:space="preserve">A negative real coefficient is a magnitude with phase π: S₃ = −0.106 = 0.106e^{jπ} for α = ½. Matters in Lecture 20 when we shift the pulse.</w:t>
       </w:r>
     </w:p>
     <w:p>
@@ -1127,71 +1725,79 @@
           <w:sz w:val="22"/>
           <w:szCs w:val="22"/>
         </w:rPr>
-        <w:t xml:space="preserve">Figure: Lecture 19 notebook, the pulse-train cell (2×2 grid). Left column: s(t) and its 50-term Fourier reconstruction for α = ½ (top) and α = ¼ (bottom). Right column: the stem plot of S_k.</w:t>
-      </w:r>
-    </w:p>
-    <w:p>
-      <w:pPr>
-        <w:pStyle w:val="ListParagraph"/>
-        <w:numPr>
-          <w:ilvl w:val="0"/>
-          <w:numId w:val="2"/>
-        </w:numPr>
-        <w:spacing w:after="80"/>
-      </w:pPr>
-      <w:r>
-        <w:rPr>
-          <w:rFonts w:ascii="Calibri" w:cs="Calibri" w:eastAsia="Calibri" w:hAnsi="Calibri"/>
-          <w:sz w:val="22"/>
-          <w:szCs w:val="22"/>
-        </w:rPr>
-        <w:t xml:space="preserve">Point at: top right, zeros at even k and the 0.318 stems at k = ±1; bottom right, first zero at k = 4 and the 0.25 center stem. Moving from top to bottom the pulse halves in width and the spectrum lobe doubles in width.</w:t>
-      </w:r>
-    </w:p>
-    <w:p>
-      <w:pPr>
-        <w:pStyle w:val="ListParagraph"/>
-        <w:numPr>
-          <w:ilvl w:val="0"/>
-          <w:numId w:val="2"/>
-        </w:numPr>
-        <w:spacing w:after="80"/>
-      </w:pPr>
-      <w:r>
-        <w:rPr>
-          <w:rFonts w:ascii="Calibri" w:cs="Calibri" w:eastAsia="Calibri" w:hAnsi="Calibri"/>
-          <w:sz w:val="22"/>
-          <w:szCs w:val="22"/>
-        </w:rPr>
-        <w:t xml:space="preserve">Point at the dashed reconstruction overshoot at the jumps: Gibbs ringing, which does not shrink as K grows; it only squeezes toward the edge.</w:t>
-      </w:r>
-    </w:p>
-    <w:p>
-      <w:pPr>
-        <w:pBdr>
-          <w:left w:val="single" w:color="7A1A1A" w:sz="18" w:space="8"/>
-        </w:pBdr>
-        <w:spacing w:after="140" w:before="100"/>
-        <w:ind w:left="360"/>
-      </w:pPr>
-      <w:r>
-        <w:rPr>
-          <w:rFonts w:ascii="Calibri" w:cs="Calibri" w:eastAsia="Calibri" w:hAnsi="Calibri"/>
-          <w:b/>
-          <w:bCs/>
-          <w:color w:val="7A1A1A"/>
-          <w:sz w:val="22"/>
-          <w:szCs w:val="22"/>
-        </w:rPr>
-        <w:t xml:space="preserve">Why it matters: </w:t>
-      </w:r>
-      <w:r>
-        <w:rPr>
-          <w:rFonts w:ascii="Calibri" w:cs="Calibri" w:eastAsia="Calibri" w:hAnsi="Calibri"/>
-          <w:sz w:val="22"/>
-          <w:szCs w:val="22"/>
-        </w:rPr>
-        <w:t xml:space="preserve">This is the numerical confirmation of the formula S_k = sin(kαπ)/(kπ) and of the time–frequency width tradeoff that returns in the Fourier transform.</w:t>
+        <w:t xml:space="preserve">Figure: notebook, pulse-train cell, 2×2 grid. Left column: s(t) (solid) and the 50-term Fourier reconstruction (dashed) for α = ½ (top) and α = ¼ (bottom). Right column: stems of S_k, k = −10…10.</w:t>
+      </w:r>
+    </w:p>
+    <w:p>
+      <w:pPr>
+        <w:pStyle w:val="ListParagraph"/>
+        <w:numPr>
+          <w:ilvl w:val="0"/>
+          <w:numId w:val="2"/>
+        </w:numPr>
+        <w:spacing w:after="80"/>
+      </w:pPr>
+      <w:r>
+        <w:rPr>
+          <w:rFonts w:ascii="Calibri" w:cs="Calibri" w:eastAsia="Calibri" w:hAnsi="Calibri"/>
+          <w:sz w:val="22"/>
+          <w:szCs w:val="22"/>
+        </w:rPr>
+        <w:t xml:space="preserve">Top right, α = ½: S₀ = 0.5, S_{±1} = 0.318, zeros at even k, S_{±3} = −0.106. First zero at k = 1/α = 2. Bottom right, α = ¼: S₀ = 0.25, S_{±1} = 0.225, S_{±2} = 0.159, first zero at k = 4.</w:t>
+      </w:r>
+    </w:p>
+    <w:p>
+      <w:pPr>
+        <w:pStyle w:val="ListParagraph"/>
+        <w:numPr>
+          <w:ilvl w:val="0"/>
+          <w:numId w:val="2"/>
+        </w:numPr>
+        <w:spacing w:after="80"/>
+      </w:pPr>
+      <w:r>
+        <w:rPr>
+          <w:rFonts w:ascii="Calibri" w:cs="Calibri" w:eastAsia="Calibri" w:hAnsi="Calibri"/>
+          <w:sz w:val="22"/>
+          <w:szCs w:val="22"/>
+        </w:rPr>
+        <w:t xml:space="preserve">Compare the rows: halving the pulse width (½ → ¼) doubles the width of the spectral lobe (first zero at 2 → 4).</w:t>
+      </w:r>
+    </w:p>
+    <w:p>
+      <w:pPr>
+        <w:pStyle w:val="ListParagraph"/>
+        <w:numPr>
+          <w:ilvl w:val="0"/>
+          <w:numId w:val="2"/>
+        </w:numPr>
+        <w:spacing w:after="80"/>
+      </w:pPr>
+      <w:r>
+        <w:rPr>
+          <w:rFonts w:ascii="Calibri" w:cs="Calibri" w:eastAsia="Calibri" w:hAnsi="Calibri"/>
+          <w:sz w:val="22"/>
+          <w:szCs w:val="22"/>
+        </w:rPr>
+        <w:t xml:space="preserve">Dashed reconstruction rings at the jumps: Gibbs. The ripple narrows as K grows but its height does not shrink (about 9 % of the jump).</w:t>
+      </w:r>
+    </w:p>
+    <w:p>
+      <w:pPr>
+        <w:pStyle w:val="ListParagraph"/>
+        <w:numPr>
+          <w:ilvl w:val="0"/>
+          <w:numId w:val="2"/>
+        </w:numPr>
+        <w:spacing w:after="80"/>
+      </w:pPr>
+      <w:r>
+        <w:rPr>
+          <w:rFonts w:ascii="Calibri" w:cs="Calibri" w:eastAsia="Calibri" w:hAnsi="Calibri"/>
+          <w:sz w:val="22"/>
+          <w:szCs w:val="22"/>
+        </w:rPr>
+        <w:t xml:space="preserve">Why it matters: it confirms S_k = sin(kαπ)/(kπ) numerically and shows the time–frequency width trade-off that returns in the Fourier transform.</w:t>
       </w:r>
     </w:p>
     <w:p>
@@ -1239,71 +1845,223 @@
           <w:sz w:val="22"/>
           <w:szCs w:val="22"/>
         </w:rPr>
-        <w:t xml:space="preserve">Timing ≈ 4 min. Real, even s: S_{−k} = S_k, so s(t) = S₀ + 2Σ_{k≥1} S_k cos(kω₀t). At t = 0 every cosine is 1.</w:t>
-      </w:r>
-    </w:p>
-    <w:p>
-      <w:pPr>
-        <w:pStyle w:val="ListParagraph"/>
-        <w:numPr>
-          <w:ilvl w:val="0"/>
-          <w:numId w:val="2"/>
-        </w:numPr>
-        <w:spacing w:after="80"/>
-      </w:pPr>
-      <w:r>
-        <w:rPr>
-          <w:rFonts w:ascii="Calibri" w:cs="Calibri" w:eastAsia="Calibri" w:hAnsi="Calibri"/>
-          <w:sz w:val="22"/>
-          <w:szCs w:val="22"/>
-        </w:rPr>
-        <w:t xml:space="preserve">Values for α = ½: S₁ = 0.3183, S₃ = −0.1061, S₅ = 0.0637, S₇ = −0.0455, S₉ = 0.0354 (even k: 0). Running totals starting from S₀ = 0.5: K=1: 0.5 + 2(0.3183) = 1.1366; K=3: 1.1366 − 0.2122 = 0.9244; K=5: 0.9244 + 0.1274 = 1.0517; K=7: 1.0517 − 0.0910 = 0.9608; K=9: 0.9608 + 0.0708 = 1.0315.</w:t>
-      </w:r>
-    </w:p>
-    <w:p>
-      <w:pPr>
-        <w:pStyle w:val="ListParagraph"/>
-        <w:numPr>
-          <w:ilvl w:val="0"/>
-          <w:numId w:val="2"/>
-        </w:numPr>
-        <w:spacing w:after="80"/>
-      </w:pPr>
-      <w:r>
-        <w:rPr>
-          <w:rFonts w:ascii="Calibri" w:cs="Calibri" w:eastAsia="Calibri" w:hAnsi="Calibri"/>
-          <w:sz w:val="22"/>
-          <w:szCs w:val="22"/>
-        </w:rPr>
-        <w:t xml:space="preserve">The sums wobble around s(0) = 1 with shrinking swings (green, orange, red curves). At the jump t = T₀/4, cos(kπ/2) = 0 for odd k, so every partial sum equals S₀ = 0.5: the series converges to the midpoint of the jump (squares on the figure).</w:t>
-      </w:r>
-    </w:p>
-    <w:p>
-      <w:pPr>
-        <w:pBdr>
-          <w:left w:val="single" w:color="7A1A1A" w:sz="18" w:space="8"/>
-        </w:pBdr>
-        <w:spacing w:after="140" w:before="100"/>
-        <w:ind w:left="360"/>
-      </w:pPr>
-      <w:r>
-        <w:rPr>
-          <w:rFonts w:ascii="Calibri" w:cs="Calibri" w:eastAsia="Calibri" w:hAnsi="Calibri"/>
-          <w:b/>
-          <w:bCs/>
-          <w:color w:val="7A1A1A"/>
-          <w:sz w:val="22"/>
-          <w:szCs w:val="22"/>
-        </w:rPr>
-        <w:t xml:space="preserve">Common pitfall: </w:t>
-      </w:r>
-      <w:r>
-        <w:rPr>
-          <w:rFonts w:ascii="Calibri" w:cs="Calibri" w:eastAsia="Calibri" w:hAnsi="Calibri"/>
-          <w:sz w:val="22"/>
-          <w:szCs w:val="22"/>
-        </w:rPr>
-        <w:t xml:space="preserve">Students expect each partial sum to be closer than the last; it is the envelope, not each value, that tightens.</w:t>
+        <w:t xml:space="preserve">Timing ≈ 4 min.</w:t>
+      </w:r>
+    </w:p>
+    <w:p>
+      <w:pPr>
+        <w:pStyle w:val="ListParagraph"/>
+        <w:numPr>
+          <w:ilvl w:val="0"/>
+          <w:numId w:val="2"/>
+        </w:numPr>
+        <w:spacing w:after="80"/>
+      </w:pPr>
+      <w:r>
+        <w:rPr>
+          <w:rFonts w:ascii="Calibri" w:cs="Calibri" w:eastAsia="Calibri" w:hAnsi="Calibri"/>
+          <w:sz w:val="22"/>
+          <w:szCs w:val="22"/>
+        </w:rPr>
+        <w:t xml:space="preserve">Goal: check the coefficients by adding the series back up at t = 0 for α = ½, where s(0) = 1.</w:t>
+      </w:r>
+    </w:p>
+    <w:p>
+      <w:pPr>
+        <w:pStyle w:val="ListParagraph"/>
+        <w:numPr>
+          <w:ilvl w:val="0"/>
+          <w:numId w:val="2"/>
+        </w:numPr>
+        <w:spacing w:after="80"/>
+      </w:pPr>
+      <w:r>
+        <w:rPr>
+          <w:rFonts w:ascii="Calibri" w:cs="Calibri" w:eastAsia="Calibri" w:hAnsi="Calibri"/>
+          <w:sz w:val="22"/>
+          <w:szCs w:val="22"/>
+        </w:rPr>
+        <w:t xml:space="preserve">Step 1 — pair k with −k: since S_{−k} = S_k, S_k e^{jkω₀t} + S_{−k}e^{−jkω₀t} = 2S_k cos(kω₀t). So s(t) = S₀ + 2Σ_{k≥1} S_k cos(kω₀t). At t = 0 every cosine is 1.</w:t>
+      </w:r>
+    </w:p>
+    <w:p>
+      <w:pPr>
+        <w:pStyle w:val="ListParagraph"/>
+        <w:numPr>
+          <w:ilvl w:val="0"/>
+          <w:numId w:val="2"/>
+        </w:numPr>
+        <w:spacing w:after="80"/>
+      </w:pPr>
+      <w:r>
+        <w:rPr>
+          <w:rFonts w:ascii="Calibri" w:cs="Calibri" w:eastAsia="Calibri" w:hAnsi="Calibri"/>
+          <w:sz w:val="22"/>
+          <w:szCs w:val="22"/>
+        </w:rPr>
+        <w:t xml:space="preserve">Step 2 — the values for α = ½: S₁ = 0.3183, S₃ = −0.1061, S₅ = 0.0637, S₇ = −0.0455, S₉ = 0.0354 (all even k are 0). (1/(7π) = 0.04547, 1/(9π) = 0.03537.)</w:t>
+      </w:r>
+    </w:p>
+    <w:p>
+      <w:pPr>
+        <w:pStyle w:val="ListParagraph"/>
+        <w:numPr>
+          <w:ilvl w:val="0"/>
+          <w:numId w:val="2"/>
+        </w:numPr>
+        <w:spacing w:after="80"/>
+      </w:pPr>
+      <w:r>
+        <w:rPr>
+          <w:rFonts w:ascii="Calibri" w:cs="Calibri" w:eastAsia="Calibri" w:hAnsi="Calibri"/>
+          <w:sz w:val="22"/>
+          <w:szCs w:val="22"/>
+        </w:rPr>
+        <w:t xml:space="preserve">Step 3 — running total, start with S₀ = 0.5. K = 1: 0.5 + 2(0.3183) = 0.5 + 0.6366 = 1.1366.</w:t>
+      </w:r>
+    </w:p>
+    <w:p>
+      <w:pPr>
+        <w:pStyle w:val="ListParagraph"/>
+        <w:numPr>
+          <w:ilvl w:val="0"/>
+          <w:numId w:val="2"/>
+        </w:numPr>
+        <w:spacing w:after="80"/>
+      </w:pPr>
+      <w:r>
+        <w:rPr>
+          <w:rFonts w:ascii="Calibri" w:cs="Calibri" w:eastAsia="Calibri" w:hAnsi="Calibri"/>
+          <w:sz w:val="22"/>
+          <w:szCs w:val="22"/>
+        </w:rPr>
+        <w:t xml:space="preserve">K = 3: 1.1366 + 2(−0.1061) = 1.1366 − 0.2122 = 0.9244.</w:t>
+      </w:r>
+    </w:p>
+    <w:p>
+      <w:pPr>
+        <w:pStyle w:val="ListParagraph"/>
+        <w:numPr>
+          <w:ilvl w:val="0"/>
+          <w:numId w:val="2"/>
+        </w:numPr>
+        <w:spacing w:after="80"/>
+      </w:pPr>
+      <w:r>
+        <w:rPr>
+          <w:rFonts w:ascii="Calibri" w:cs="Calibri" w:eastAsia="Calibri" w:hAnsi="Calibri"/>
+          <w:sz w:val="22"/>
+          <w:szCs w:val="22"/>
+        </w:rPr>
+        <w:t xml:space="preserve">K = 5: 0.9244 + 2(0.0637) = 0.9244 + 0.1274 = 1.0517 (1.0518 unrounded).</w:t>
+      </w:r>
+    </w:p>
+    <w:p>
+      <w:pPr>
+        <w:pStyle w:val="ListParagraph"/>
+        <w:numPr>
+          <w:ilvl w:val="0"/>
+          <w:numId w:val="2"/>
+        </w:numPr>
+        <w:spacing w:after="80"/>
+      </w:pPr>
+      <w:r>
+        <w:rPr>
+          <w:rFonts w:ascii="Calibri" w:cs="Calibri" w:eastAsia="Calibri" w:hAnsi="Calibri"/>
+          <w:sz w:val="22"/>
+          <w:szCs w:val="22"/>
+        </w:rPr>
+        <w:t xml:space="preserve">K = 7: 1.0517 + 2(−0.0455) = 1.0517 − 0.0910 = 0.9608.</w:t>
+      </w:r>
+    </w:p>
+    <w:p>
+      <w:pPr>
+        <w:pStyle w:val="ListParagraph"/>
+        <w:numPr>
+          <w:ilvl w:val="0"/>
+          <w:numId w:val="2"/>
+        </w:numPr>
+        <w:spacing w:after="80"/>
+      </w:pPr>
+      <w:r>
+        <w:rPr>
+          <w:rFonts w:ascii="Calibri" w:cs="Calibri" w:eastAsia="Calibri" w:hAnsi="Calibri"/>
+          <w:sz w:val="22"/>
+          <w:szCs w:val="22"/>
+        </w:rPr>
+        <w:t xml:space="preserve">K = 9: 0.9608 + 2(0.0354) = 0.9608 + 0.0708 = 1.0315.</w:t>
+      </w:r>
+    </w:p>
+    <w:p>
+      <w:pPr>
+        <w:pStyle w:val="ListParagraph"/>
+        <w:numPr>
+          <w:ilvl w:val="0"/>
+          <w:numId w:val="2"/>
+        </w:numPr>
+        <w:spacing w:after="80"/>
+      </w:pPr>
+      <w:r>
+        <w:rPr>
+          <w:rFonts w:ascii="Calibri" w:cs="Calibri" w:eastAsia="Calibri" w:hAnsi="Calibri"/>
+          <w:sz w:val="22"/>
+          <w:szCs w:val="22"/>
+        </w:rPr>
+        <w:t xml:space="preserve">Read the sequence: 1.137, 0.924, 1.052, 0.961, 1.032 wobbles around s(0) = 1 and the swings shrink.</w:t>
+      </w:r>
+    </w:p>
+    <w:p>
+      <w:pPr>
+        <w:pStyle w:val="ListParagraph"/>
+        <w:numPr>
+          <w:ilvl w:val="0"/>
+          <w:numId w:val="2"/>
+        </w:numPr>
+        <w:spacing w:after="80"/>
+      </w:pPr>
+      <w:r>
+        <w:rPr>
+          <w:rFonts w:ascii="Calibri" w:cs="Calibri" w:eastAsia="Calibri" w:hAnsi="Calibri"/>
+          <w:sz w:val="22"/>
+          <w:szCs w:val="22"/>
+        </w:rPr>
+        <w:t xml:space="preserve">Jump check, t = T₀/4: kω₀t = kπ/2 and cos(kπ/2) = 0 for odd k, so all odd terms vanish and every partial sum equals S₀ = 0.5: the series converges to the midpoint of the jump (squares on the figure).</w:t>
+      </w:r>
+    </w:p>
+    <w:p>
+      <w:pPr>
+        <w:pStyle w:val="ListParagraph"/>
+        <w:numPr>
+          <w:ilvl w:val="0"/>
+          <w:numId w:val="2"/>
+        </w:numPr>
+        <w:spacing w:after="80"/>
+      </w:pPr>
+      <w:r>
+        <w:rPr>
+          <w:rFonts w:ascii="Calibri" w:cs="Calibri" w:eastAsia="Calibri" w:hAnsi="Calibri"/>
+          <w:sz w:val="22"/>
+          <w:szCs w:val="22"/>
+        </w:rPr>
+        <w:t xml:space="preserve">Pitfall: each partial sum is not necessarily closer than the last; it is the envelope that tightens.</w:t>
+      </w:r>
+    </w:p>
+    <w:p>
+      <w:pPr>
+        <w:pStyle w:val="ListParagraph"/>
+        <w:numPr>
+          <w:ilvl w:val="0"/>
+          <w:numId w:val="2"/>
+        </w:numPr>
+        <w:spacing w:after="80"/>
+      </w:pPr>
+      <w:r>
+        <w:rPr>
+          <w:rFonts w:ascii="Calibri" w:cs="Calibri" w:eastAsia="Calibri" w:hAnsi="Calibri"/>
+          <w:sz w:val="22"/>
+          <w:szCs w:val="22"/>
+        </w:rPr>
+        <w:t xml:space="preserve">Figure: green K = 1 (peak 1.14 at the star), orange K = 3 (dips to 0.92), red K = 9 (close to 1).</w:t>
       </w:r>
     </w:p>
     <w:p>
@@ -1351,43 +2109,61 @@
           <w:sz w:val="22"/>
           <w:szCs w:val="22"/>
         </w:rPr>
-        <w:t xml:space="preserve">Same example as the notebook: T₀ = 6, ω₀ = π/3. x(t) = 5 for |t| &lt; 1; 3 for 1 ≤ |t| &lt; 2; 2 for 2 ≤ |t| &lt; 3. Compute X₀ and X_k for k ≠ 0.</w:t>
-      </w:r>
-    </w:p>
-    <w:p>
-      <w:pPr>
-        <w:pStyle w:val="ListParagraph"/>
-        <w:numPr>
-          <w:ilvl w:val="0"/>
-          <w:numId w:val="2"/>
-        </w:numPr>
-        <w:spacing w:after="80"/>
-      </w:pPr>
-      <w:r>
-        <w:rPr>
-          <w:rFonts w:ascii="Calibri" w:cs="Calibri" w:eastAsia="Calibri" w:hAnsi="Calibri"/>
-          <w:sz w:val="22"/>
-          <w:szCs w:val="22"/>
-        </w:rPr>
-        <w:t xml:space="preserve">Hints on the slide: write x as a constant plus a weighted sum of two centered pulse trains; use linearity; reuse the pulse-train formula. Give students two minutes before showing the solution.</w:t>
-      </w:r>
-    </w:p>
-    <w:p>
-      <w:pPr>
-        <w:pStyle w:val="ListParagraph"/>
-        <w:numPr>
-          <w:ilvl w:val="0"/>
-          <w:numId w:val="2"/>
-        </w:numPr>
-        <w:spacing w:after="80"/>
-      </w:pPr>
-      <w:r>
-        <w:rPr>
-          <w:rFonts w:ascii="Calibri" w:cs="Calibri" w:eastAsia="Calibri" w:hAnsi="Calibri"/>
-          <w:sz w:val="22"/>
-          <w:szCs w:val="22"/>
-        </w:rPr>
-        <w:t xml:space="preserve">Time hint ≈ 6 min including discussion.</w:t>
+        <w:t xml:space="preserve">Timing ≈ 6 min.</w:t>
+      </w:r>
+    </w:p>
+    <w:p>
+      <w:pPr>
+        <w:pStyle w:val="ListParagraph"/>
+        <w:numPr>
+          <w:ilvl w:val="0"/>
+          <w:numId w:val="2"/>
+        </w:numPr>
+        <w:spacing w:after="80"/>
+      </w:pPr>
+      <w:r>
+        <w:rPr>
+          <w:rFonts w:ascii="Calibri" w:cs="Calibri" w:eastAsia="Calibri" w:hAnsi="Calibri"/>
+          <w:sz w:val="22"/>
+          <w:szCs w:val="22"/>
+        </w:rPr>
+        <w:t xml:space="preserve">Read the task. Given: T₀ = 6, ω₀ = 2π/6 = π/3. On [−3, 3): x(t) = 5 for |t| &lt; 1; 3 for 1 ≤ |t| &lt; 2; 2 for 2 ≤ |t| &lt; 3. Find X₀ and X_k, k ≠ 0.</w:t>
+      </w:r>
+    </w:p>
+    <w:p>
+      <w:pPr>
+        <w:pStyle w:val="ListParagraph"/>
+        <w:numPr>
+          <w:ilvl w:val="0"/>
+          <w:numId w:val="2"/>
+        </w:numPr>
+        <w:spacing w:after="80"/>
+      </w:pPr>
+      <w:r>
+        <w:rPr>
+          <w:rFonts w:ascii="Calibri" w:cs="Calibri" w:eastAsia="Calibri" w:hAnsi="Calibri"/>
+          <w:sz w:val="22"/>
+          <w:szCs w:val="22"/>
+        </w:rPr>
+        <w:t xml:space="preserve">Hints on the slide: write x as a constant plus a weighted sum of two centered pulse trains; use linearity; reuse S_k = sin(kαπ)/(kπ). Give two minutes before showing the solution.</w:t>
+      </w:r>
+    </w:p>
+    <w:p>
+      <w:pPr>
+        <w:pStyle w:val="ListParagraph"/>
+        <w:numPr>
+          <w:ilvl w:val="0"/>
+          <w:numId w:val="2"/>
+        </w:numPr>
+        <w:spacing w:after="80"/>
+      </w:pPr>
+      <w:r>
+        <w:rPr>
+          <w:rFonts w:ascii="Calibri" w:cs="Calibri" w:eastAsia="Calibri" w:hAnsi="Calibri"/>
+          <w:sz w:val="22"/>
+          <w:szCs w:val="22"/>
+        </w:rPr>
+        <w:t xml:space="preserve">Sketch it on the board: a staircase 2, 3, 5, 3, 2 over [−3, 3].</w:t>
       </w:r>
     </w:p>
     <w:p>
@@ -1435,71 +2211,61 @@
           <w:sz w:val="22"/>
           <w:szCs w:val="22"/>
         </w:rPr>
-        <w:t xml:space="preserve">Define A(t) = 1 for |t| &lt; 2 (width 4, duty α_A = 4/6 = 2/3) and B(t) = 1 for |t| &lt; 1 (width 2, duty α_B = 2/6 = 1/3). Claim x = 2 + A + 2B.</w:t>
-      </w:r>
-    </w:p>
-    <w:p>
-      <w:pPr>
-        <w:pStyle w:val="ListParagraph"/>
-        <w:numPr>
-          <w:ilvl w:val="0"/>
-          <w:numId w:val="2"/>
-        </w:numPr>
-        <w:spacing w:after="80"/>
-      </w:pPr>
-      <w:r>
-        <w:rPr>
-          <w:rFonts w:ascii="Calibri" w:cs="Calibri" w:eastAsia="Calibri" w:hAnsi="Calibri"/>
-          <w:sz w:val="22"/>
-          <w:szCs w:val="22"/>
-        </w:rPr>
-        <w:t xml:space="preserve">Check each region: |t| &lt; 1: 2 + 1 + 2 = 5; 1 ≤ |t| &lt; 2: 2 + 1 + 0 = 3; 2 ≤ |t| &lt; 3: 2. All three match.</w:t>
-      </w:r>
-    </w:p>
-    <w:p>
-      <w:pPr>
-        <w:pStyle w:val="ListParagraph"/>
-        <w:numPr>
-          <w:ilvl w:val="0"/>
-          <w:numId w:val="2"/>
-        </w:numPr>
-        <w:spacing w:after="80"/>
-      </w:pPr>
-      <w:r>
-        <w:rPr>
-          <w:rFonts w:ascii="Calibri" w:cs="Calibri" w:eastAsia="Calibri" w:hAnsi="Calibri"/>
-          <w:sz w:val="22"/>
-          <w:szCs w:val="22"/>
-        </w:rPr>
-        <w:t xml:space="preserve">X₀ = 2 + α_A + 2α_B = 2 + 2/3 + 2/3 = 10/3.</w:t>
-      </w:r>
-    </w:p>
-    <w:p>
-      <w:pPr>
-        <w:pBdr>
-          <w:left w:val="single" w:color="7A1A1A" w:sz="18" w:space="8"/>
-        </w:pBdr>
-        <w:spacing w:after="140" w:before="100"/>
-        <w:ind w:left="360"/>
-      </w:pPr>
-      <w:r>
-        <w:rPr>
-          <w:rFonts w:ascii="Calibri" w:cs="Calibri" w:eastAsia="Calibri" w:hAnsi="Calibri"/>
-          <w:b/>
-          <w:bCs/>
-          <w:color w:val="7A1A1A"/>
-          <w:sz w:val="22"/>
-          <w:szCs w:val="22"/>
-        </w:rPr>
-        <w:t xml:space="preserve">Consistency check: </w:t>
-      </w:r>
-      <w:r>
-        <w:rPr>
-          <w:rFonts w:ascii="Calibri" w:cs="Calibri" w:eastAsia="Calibri" w:hAnsi="Calibri"/>
-          <w:sz w:val="22"/>
-          <w:szCs w:val="22"/>
-        </w:rPr>
-        <w:t xml:space="preserve">Average of x directly: (5·2 + 3·2 + 2·2)/6 = 20/6 = 10/3. Same number two ways.</w:t>
+        <w:t xml:space="preserve">Step 1 — define two centered pulse trains (height 1, period 6): A(t) = 1 for |t| &lt; 2 (width 4, duty α_A = 4/6 = 2/3) and B(t) = 1 for |t| &lt; 1 (width 2, duty α_B = 2/6 = 1/3).</w:t>
+      </w:r>
+    </w:p>
+    <w:p>
+      <w:pPr>
+        <w:pStyle w:val="ListParagraph"/>
+        <w:numPr>
+          <w:ilvl w:val="0"/>
+          <w:numId w:val="2"/>
+        </w:numPr>
+        <w:spacing w:after="80"/>
+      </w:pPr>
+      <w:r>
+        <w:rPr>
+          <w:rFonts w:ascii="Calibri" w:cs="Calibri" w:eastAsia="Calibri" w:hAnsi="Calibri"/>
+          <w:sz w:val="22"/>
+          <w:szCs w:val="22"/>
+        </w:rPr>
+        <w:t xml:space="preserve">Step 2 — claim x = 2 + A + 2B. Check region by region: |t| &lt; 1: 2 + 1 + 2(1) = 5 ✓. 1 ≤ |t| &lt; 2: 2 + 1 + 2(0) = 3 ✓. 2 ≤ |t| &lt; 3: 2 + 0 + 0 = 2 ✓.</w:t>
+      </w:r>
+    </w:p>
+    <w:p>
+      <w:pPr>
+        <w:pStyle w:val="ListParagraph"/>
+        <w:numPr>
+          <w:ilvl w:val="0"/>
+          <w:numId w:val="2"/>
+        </w:numPr>
+        <w:spacing w:after="80"/>
+      </w:pPr>
+      <w:r>
+        <w:rPr>
+          <w:rFonts w:ascii="Calibri" w:cs="Calibri" w:eastAsia="Calibri" w:hAnsi="Calibri"/>
+          <w:sz w:val="22"/>
+          <w:szCs w:val="22"/>
+        </w:rPr>
+        <w:t xml:space="preserve">Step 3 — DC by linearity. The DC of the constant 2 is 2; of A it is α_A = 2/3; of B it is α_B = 1/3, times the weight 2. X₀ = 2 + 2/3 + 2(1/3) = 2 + 2/3 + 2/3 = 10/3.</w:t>
+      </w:r>
+    </w:p>
+    <w:p>
+      <w:pPr>
+        <w:pStyle w:val="ListParagraph"/>
+        <w:numPr>
+          <w:ilvl w:val="0"/>
+          <w:numId w:val="2"/>
+        </w:numPr>
+        <w:spacing w:after="80"/>
+      </w:pPr>
+      <w:r>
+        <w:rPr>
+          <w:rFonts w:ascii="Calibri" w:cs="Calibri" w:eastAsia="Calibri" w:hAnsi="Calibri"/>
+          <w:sz w:val="22"/>
+          <w:szCs w:val="22"/>
+        </w:rPr>
+        <w:t xml:space="preserve">Step 4 — independent check, the average of x directly: widths |t| &lt; 1 is 2 wide at height 5; 1 ≤ |t| &lt; 2 is 2 wide in total (two pieces of width 1) at height 3; 2 ≤ |t| &lt; 3 is 2 wide at height 2. X₀ = (1/6)(5·2 + 3·2 + 2·2) = (1/6)(10 + 6 + 4) = 20/6 = 10/3 ✓ = 3.333.</w:t>
       </w:r>
     </w:p>
     <w:p>
@@ -1547,89 +2313,151 @@
           <w:sz w:val="22"/>
           <w:szCs w:val="22"/>
         </w:rPr>
-        <w:t xml:space="preserve">Pulse-train formula for each part: A_k = sin(2kπ/3)/(kπ), B_k = sin(kπ/3)/(kπ).</w:t>
-      </w:r>
-    </w:p>
-    <w:p>
-      <w:pPr>
-        <w:pStyle w:val="ListParagraph"/>
-        <w:numPr>
-          <w:ilvl w:val="0"/>
-          <w:numId w:val="2"/>
-        </w:numPr>
-        <w:spacing w:after="80"/>
-      </w:pPr>
-      <w:r>
-        <w:rPr>
-          <w:rFonts w:ascii="Calibri" w:cs="Calibri" w:eastAsia="Calibri" w:hAnsi="Calibri"/>
-          <w:sz w:val="22"/>
-          <w:szCs w:val="22"/>
-        </w:rPr>
-        <w:t xml:space="preserve">Linearity of the analysis integral: X_k = 0 + A_k + 2B_k. The constant 2 contributes (2/T₀)∫e^{−jkω₀t}dt = 0 for k ≠ 0 (whole periods), so it appears only in X₀.</w:t>
-      </w:r>
-    </w:p>
-    <w:p>
-      <w:pPr>
-        <w:pStyle w:val="ListParagraph"/>
-        <w:numPr>
-          <w:ilvl w:val="0"/>
-          <w:numId w:val="2"/>
-        </w:numPr>
-        <w:spacing w:after="80"/>
-      </w:pPr>
-      <w:r>
-        <w:rPr>
-          <w:rFonts w:ascii="Calibri" w:cs="Calibri" w:eastAsia="Calibri" w:hAnsi="Calibri"/>
-          <w:sz w:val="22"/>
-          <w:szCs w:val="22"/>
-        </w:rPr>
-        <w:t xml:space="preserve">X_k = sin(2kπ/3)/(kπ) + 2 sin(kπ/3)/(kπ), k ≠ 0.</w:t>
-      </w:r>
-    </w:p>
-    <w:p>
-      <w:pPr>
-        <w:pStyle w:val="ListParagraph"/>
-        <w:numPr>
-          <w:ilvl w:val="0"/>
-          <w:numId w:val="2"/>
-        </w:numPr>
-        <w:spacing w:after="80"/>
-      </w:pPr>
-      <w:r>
-        <w:rPr>
-          <w:rFonts w:ascii="Calibri" w:cs="Calibri" w:eastAsia="Calibri" w:hAnsi="Calibri"/>
-          <w:sz w:val="22"/>
-          <w:szCs w:val="22"/>
-        </w:rPr>
-        <w:t xml:space="preserve">Sanity values: k = 1: (√3/2 + √3)/π = 3√3/(2π) ≈ 0.827. k = 2: (sin(4π/3) + 2 sin(2π/3))/(2π) = (−√3/2 + √3)/(2π) = √3/(4π) ≈ 0.138. k = 3: sin 2π = sin π = 0, so X₃ = 0. Also X₄ ≈ −0.069. All agree with direct numerical integration.</w:t>
-      </w:r>
-    </w:p>
-    <w:p>
-      <w:pPr>
-        <w:pBdr>
-          <w:left w:val="single" w:color="7A1A1A" w:sz="18" w:space="8"/>
-        </w:pBdr>
-        <w:spacing w:after="140" w:before="100"/>
-        <w:ind w:left="360"/>
-      </w:pPr>
-      <w:r>
-        <w:rPr>
-          <w:rFonts w:ascii="Calibri" w:cs="Calibri" w:eastAsia="Calibri" w:hAnsi="Calibri"/>
-          <w:b/>
-          <w:bCs/>
-          <w:color w:val="7A1A1A"/>
-          <w:sz w:val="22"/>
-          <w:szCs w:val="22"/>
-        </w:rPr>
-        <w:t xml:space="preserve">Takeaway: </w:t>
-      </w:r>
-      <w:r>
-        <w:rPr>
-          <w:rFonts w:ascii="Calibri" w:cs="Calibri" w:eastAsia="Calibri" w:hAnsi="Calibri"/>
-          <w:sz w:val="22"/>
-          <w:szCs w:val="22"/>
-        </w:rPr>
-        <w:t xml:space="preserve">Never integrate twice if a known pair will do. X_{−k} = X_k since x is real and even.</w:t>
+        <w:t xml:space="preserve">Step 1 — pulse-train formula S_k = sin(kαπ)/(kπ) for each part: A_k = sin(2kπ/3)/(kπ) (α_A = 2/3) and B_k = sin(kπ/3)/(kπ) (α_B = 1/3).</w:t>
+      </w:r>
+    </w:p>
+    <w:p>
+      <w:pPr>
+        <w:pStyle w:val="ListParagraph"/>
+        <w:numPr>
+          <w:ilvl w:val="0"/>
+          <w:numId w:val="2"/>
+        </w:numPr>
+        <w:spacing w:after="80"/>
+      </w:pPr>
+      <w:r>
+        <w:rPr>
+          <w:rFonts w:ascii="Calibri" w:cs="Calibri" w:eastAsia="Calibri" w:hAnsi="Calibri"/>
+          <w:sz w:val="22"/>
+          <w:szCs w:val="22"/>
+        </w:rPr>
+        <w:t xml:space="preserve">Step 2 — linearity of the analysis integral: X_k = (1/T₀)∫(2 + A + 2B)e^{−jkω₀t}dt = (2/T₀)∫e^{−jkω₀t}dt + A_k + 2B_k.</w:t>
+      </w:r>
+    </w:p>
+    <w:p>
+      <w:pPr>
+        <w:pStyle w:val="ListParagraph"/>
+        <w:numPr>
+          <w:ilvl w:val="0"/>
+          <w:numId w:val="2"/>
+        </w:numPr>
+        <w:spacing w:after="80"/>
+      </w:pPr>
+      <w:r>
+        <w:rPr>
+          <w:rFonts w:ascii="Calibri" w:cs="Calibri" w:eastAsia="Calibri" w:hAnsi="Calibri"/>
+          <w:sz w:val="22"/>
+          <w:szCs w:val="22"/>
+        </w:rPr>
+        <w:t xml:space="preserve">Step 3 — the constant's term: (2/T₀)∫_{T₀} e^{−jkω₀t}dt = 0 for k ≠ 0 (a whole number of cycles). So the constant appears only in X₀.</w:t>
+      </w:r>
+    </w:p>
+    <w:p>
+      <w:pPr>
+        <w:pStyle w:val="ListParagraph"/>
+        <w:numPr>
+          <w:ilvl w:val="0"/>
+          <w:numId w:val="2"/>
+        </w:numPr>
+        <w:spacing w:after="80"/>
+      </w:pPr>
+      <w:r>
+        <w:rPr>
+          <w:rFonts w:ascii="Calibri" w:cs="Calibri" w:eastAsia="Calibri" w:hAnsi="Calibri"/>
+          <w:sz w:val="22"/>
+          <w:szCs w:val="22"/>
+        </w:rPr>
+        <w:t xml:space="preserve">Step 4 — result for k ≠ 0: X_k = sin(2kπ/3)/(kπ) + 2 sin(kπ/3)/(kπ).</w:t>
+      </w:r>
+    </w:p>
+    <w:p>
+      <w:pPr>
+        <w:pStyle w:val="ListParagraph"/>
+        <w:numPr>
+          <w:ilvl w:val="0"/>
+          <w:numId w:val="2"/>
+        </w:numPr>
+        <w:spacing w:after="80"/>
+      </w:pPr>
+      <w:r>
+        <w:rPr>
+          <w:rFonts w:ascii="Calibri" w:cs="Calibri" w:eastAsia="Calibri" w:hAnsi="Calibri"/>
+          <w:sz w:val="22"/>
+          <w:szCs w:val="22"/>
+        </w:rPr>
+        <w:t xml:space="preserve">Check k = 1: sin(2π/3) = 0.866 and sin(π/3) = 0.866: (0.866 + 2(0.866))/π = 2.598/π = 0.827 (= 3√3/(2π)).</w:t>
+      </w:r>
+    </w:p>
+    <w:p>
+      <w:pPr>
+        <w:pStyle w:val="ListParagraph"/>
+        <w:numPr>
+          <w:ilvl w:val="0"/>
+          <w:numId w:val="2"/>
+        </w:numPr>
+        <w:spacing w:after="80"/>
+      </w:pPr>
+      <w:r>
+        <w:rPr>
+          <w:rFonts w:ascii="Calibri" w:cs="Calibri" w:eastAsia="Calibri" w:hAnsi="Calibri"/>
+          <w:sz w:val="22"/>
+          <w:szCs w:val="22"/>
+        </w:rPr>
+        <w:t xml:space="preserve">Check k = 2: sin(4π/3) = −0.866, sin(2π/3) = +0.866: (−0.866 + 2(0.866))/(2π) = 0.866/(2π) = 0.138 (= √3/(4π)).</w:t>
+      </w:r>
+    </w:p>
+    <w:p>
+      <w:pPr>
+        <w:pStyle w:val="ListParagraph"/>
+        <w:numPr>
+          <w:ilvl w:val="0"/>
+          <w:numId w:val="2"/>
+        </w:numPr>
+        <w:spacing w:after="80"/>
+      </w:pPr>
+      <w:r>
+        <w:rPr>
+          <w:rFonts w:ascii="Calibri" w:cs="Calibri" w:eastAsia="Calibri" w:hAnsi="Calibri"/>
+          <w:sz w:val="22"/>
+          <w:szCs w:val="22"/>
+        </w:rPr>
+        <w:t xml:space="preserve">Check k = 3: sin(2π) = 0 and sin(π) = 0, so X₃ = 0. Check k = 4: (sin(8π/3) + 2 sin(4π/3))/(4π) = (0.866 − 1.732)/(4π) = −0.069. Check k = 5: −0.165. k = 6: 0.</w:t>
+      </w:r>
+    </w:p>
+    <w:p>
+      <w:pPr>
+        <w:pStyle w:val="ListParagraph"/>
+        <w:numPr>
+          <w:ilvl w:val="0"/>
+          <w:numId w:val="2"/>
+        </w:numPr>
+        <w:spacing w:after="80"/>
+      </w:pPr>
+      <w:r>
+        <w:rPr>
+          <w:rFonts w:ascii="Calibri" w:cs="Calibri" w:eastAsia="Calibri" w:hAnsi="Calibri"/>
+          <w:sz w:val="22"/>
+          <w:szCs w:val="22"/>
+        </w:rPr>
+        <w:t xml:space="preserve">All of these agree with direct numerical integration of the analysis integral (0.8270, 0.1378, 0, −0.0689, −0.1654 from numpy).</w:t>
+      </w:r>
+    </w:p>
+    <w:p>
+      <w:pPr>
+        <w:pStyle w:val="ListParagraph"/>
+        <w:numPr>
+          <w:ilvl w:val="0"/>
+          <w:numId w:val="2"/>
+        </w:numPr>
+        <w:spacing w:after="80"/>
+      </w:pPr>
+      <w:r>
+        <w:rPr>
+          <w:rFonts w:ascii="Calibri" w:cs="Calibri" w:eastAsia="Calibri" w:hAnsi="Calibri"/>
+          <w:sz w:val="22"/>
+          <w:szCs w:val="22"/>
+        </w:rPr>
+        <w:t xml:space="preserve">Takeaway: never integrate twice if a known pair does the job. X_{−k} = X_k since x is real and even.</w:t>
       </w:r>
     </w:p>
     <w:p>
@@ -1677,43 +2505,61 @@
           <w:sz w:val="22"/>
           <w:szCs w:val="22"/>
         </w:rPr>
-        <w:t xml:space="preserve">Figure: Lecture 19 notebook, cell 5. The staircase 5, 3, 2 (light blue) against the 50-term sum Σ_{|k|≤50} X_k e^{jkω₀t} (dashed red) built from exactly the X₀ and X_k of slides 15–16.</w:t>
-      </w:r>
-    </w:p>
-    <w:p>
-      <w:pPr>
-        <w:pStyle w:val="ListParagraph"/>
-        <w:numPr>
-          <w:ilvl w:val="0"/>
-          <w:numId w:val="2"/>
-        </w:numPr>
-        <w:spacing w:after="80"/>
-      </w:pPr>
-      <w:r>
-        <w:rPr>
-          <w:rFonts w:ascii="Calibri" w:cs="Calibri" w:eastAsia="Calibri" w:hAnsi="Calibri"/>
-          <w:sz w:val="22"/>
-          <w:szCs w:val="22"/>
-        </w:rPr>
-        <w:t xml:space="preserve">Point at: the sum settles on 5 for |t| &lt; 1, 3 on the middle steps, 2 outside; the mean level is 10/3 ≈ 3.33, between the steps; overshoot at each jump is Gibbs again.</w:t>
-      </w:r>
-    </w:p>
-    <w:p>
-      <w:pPr>
-        <w:pStyle w:val="ListParagraph"/>
-        <w:numPr>
-          <w:ilvl w:val="0"/>
-          <w:numId w:val="2"/>
-        </w:numPr>
-        <w:spacing w:after="80"/>
-      </w:pPr>
-      <w:r>
-        <w:rPr>
-          <w:rFonts w:ascii="Calibri" w:cs="Calibri" w:eastAsia="Calibri" w:hAnsi="Calibri"/>
-          <w:sz w:val="22"/>
-          <w:szCs w:val="22"/>
-        </w:rPr>
-        <w:t xml:space="preserve">If the reconstruction were off by a constant, X₀ would be wrong; if the jumps were misplaced, the sinc arguments would be wrong.</w:t>
+        <w:t xml:space="preserve">Figure: the staircase 5, 3, 2 (light blue) against Σ_{|k|≤50} X_k e^{jkω₀t} (dashed red), built from X₀ = 10/3 and the X_k above.</w:t>
+      </w:r>
+    </w:p>
+    <w:p>
+      <w:pPr>
+        <w:pStyle w:val="ListParagraph"/>
+        <w:numPr>
+          <w:ilvl w:val="0"/>
+          <w:numId w:val="2"/>
+        </w:numPr>
+        <w:spacing w:after="80"/>
+      </w:pPr>
+      <w:r>
+        <w:rPr>
+          <w:rFonts w:ascii="Calibri" w:cs="Calibri" w:eastAsia="Calibri" w:hAnsi="Calibri"/>
+          <w:sz w:val="22"/>
+          <w:szCs w:val="22"/>
+        </w:rPr>
+        <w:t xml:space="preserve">Numbers to read off (50-term sum): t = 0.5: 4.999 (target 5). t = 1.5: 3.000 (target 3). t = 2.5: 2.000 (target 2). At the jump t = 1: 4.00 = the midpoint of 5 and 3. At t = 2: 2.49 ≈ midpoint of 3 and 2 (2.5).</w:t>
+      </w:r>
+    </w:p>
+    <w:p>
+      <w:pPr>
+        <w:pStyle w:val="ListParagraph"/>
+        <w:numPr>
+          <w:ilvl w:val="0"/>
+          <w:numId w:val="2"/>
+        </w:numPr>
+        <w:spacing w:after="80"/>
+      </w:pPr>
+      <w:r>
+        <w:rPr>
+          <w:rFonts w:ascii="Calibri" w:cs="Calibri" w:eastAsia="Calibri" w:hAnsi="Calibri"/>
+          <w:sz w:val="22"/>
+          <w:szCs w:val="22"/>
+        </w:rPr>
+        <w:t xml:space="preserve">Point at: the mean level 10/3 = 3.33 (between the steps), and the Gibbs overshoot at each jump.</w:t>
+      </w:r>
+    </w:p>
+    <w:p>
+      <w:pPr>
+        <w:pStyle w:val="ListParagraph"/>
+        <w:numPr>
+          <w:ilvl w:val="0"/>
+          <w:numId w:val="2"/>
+        </w:numPr>
+        <w:spacing w:after="80"/>
+      </w:pPr>
+      <w:r>
+        <w:rPr>
+          <w:rFonts w:ascii="Calibri" w:cs="Calibri" w:eastAsia="Calibri" w:hAnsi="Calibri"/>
+          <w:sz w:val="22"/>
+          <w:szCs w:val="22"/>
+        </w:rPr>
+        <w:t xml:space="preserve">Diagnosis rule: if the reconstruction were off by a constant, X₀ is wrong; if the jumps were misplaced, the sinc arguments (α) are wrong.</w:t>
       </w:r>
     </w:p>
     <w:p>
@@ -1761,25 +2607,151 @@
           <w:sz w:val="22"/>
           <w:szCs w:val="22"/>
         </w:rPr>
-        <w:t xml:space="preserve">Timing ≈ 3 min. Claim: P = (1/T₀)∫|x|²dt = ⟨x,x⟩ = Σ|X_k|². Step 1: write x twice by synthesis inside the inner product. Step 2: the first slot conjugates and the second is linear, so ⟨x,x⟩ = Σ_kΣ_ℓ X_k* X_ℓ ⟨v^(k), v^(ℓ)⟩. Step 3: orthonormality gives δ_kℓ, leaving Σ|X_k|².</w:t>
-      </w:r>
-    </w:p>
-    <w:p>
-      <w:pPr>
-        <w:pStyle w:val="ListParagraph"/>
-        <w:numPr>
-          <w:ilvl w:val="0"/>
-          <w:numId w:val="2"/>
-        </w:numPr>
-        <w:spacing w:after="80"/>
-      </w:pPr>
-      <w:r>
-        <w:rPr>
-          <w:rFonts w:ascii="Calibri" w:cs="Calibri" w:eastAsia="Calibri" w:hAnsi="Calibri"/>
-          <w:sz w:val="22"/>
-          <w:szCs w:val="22"/>
-        </w:rPr>
-        <w:t xml:space="preserve">Numerical check, half-duty pulse train: average of s² is ½. S₀² = 0.25; S₁² = 0.1013, S₃² = 0.0113, S₅² = 0.0041, so 0.25 + 2(0.1013 + 0.0113 + 0.0041) = 0.4833; adding k = 7, 9 (0.0021 and 0.0013) gives 0.4899, creeping up to 0.5.</w:t>
+        <w:t xml:space="preserve">Timing ≈ 3 min.</w:t>
+      </w:r>
+    </w:p>
+    <w:p>
+      <w:pPr>
+        <w:pStyle w:val="ListParagraph"/>
+        <w:numPr>
+          <w:ilvl w:val="0"/>
+          <w:numId w:val="2"/>
+        </w:numPr>
+        <w:spacing w:after="80"/>
+      </w:pPr>
+      <w:r>
+        <w:rPr>
+          <w:rFonts w:ascii="Calibri" w:cs="Calibri" w:eastAsia="Calibri" w:hAnsi="Calibri"/>
+          <w:sz w:val="22"/>
+          <w:szCs w:val="22"/>
+        </w:rPr>
+        <w:t xml:space="preserve">Claim: average power P = (1/T₀)∫|x(t)|² dt = ⟨x, x⟩ = Σ_k |X_k|². (|·|² = squared magnitude; the sum is over all integers k.)</w:t>
+      </w:r>
+    </w:p>
+    <w:p>
+      <w:pPr>
+        <w:pStyle w:val="ListParagraph"/>
+        <w:numPr>
+          <w:ilvl w:val="0"/>
+          <w:numId w:val="2"/>
+        </w:numPr>
+        <w:spacing w:after="80"/>
+      </w:pPr>
+      <w:r>
+        <w:rPr>
+          <w:rFonts w:ascii="Calibri" w:cs="Calibri" w:eastAsia="Calibri" w:hAnsi="Calibri"/>
+          <w:sz w:val="22"/>
+          <w:szCs w:val="22"/>
+        </w:rPr>
+        <w:t xml:space="preserve">Step 1 — write x by synthesis in both slots: ⟨x, x⟩ = ⟨Σ_k X_k v⁽ᵏ⁾, Σ_ℓ X_ℓ v⁽ℓ⁾⟩.</w:t>
+      </w:r>
+    </w:p>
+    <w:p>
+      <w:pPr>
+        <w:pStyle w:val="ListParagraph"/>
+        <w:numPr>
+          <w:ilvl w:val="0"/>
+          <w:numId w:val="2"/>
+        </w:numPr>
+        <w:spacing w:after="80"/>
+      </w:pPr>
+      <w:r>
+        <w:rPr>
+          <w:rFonts w:ascii="Calibri" w:cs="Calibri" w:eastAsia="Calibri" w:hAnsi="Calibri"/>
+          <w:sz w:val="22"/>
+          <w:szCs w:val="22"/>
+        </w:rPr>
+        <w:t xml:space="preserve">Step 2 — first slot conjugates its constants, second is linear: = Σ_k Σ_ℓ X_k* X_ℓ ⟨v⁽ᵏ⁾, v⁽ℓ⁾⟩.</w:t>
+      </w:r>
+    </w:p>
+    <w:p>
+      <w:pPr>
+        <w:pStyle w:val="ListParagraph"/>
+        <w:numPr>
+          <w:ilvl w:val="0"/>
+          <w:numId w:val="2"/>
+        </w:numPr>
+        <w:spacing w:after="80"/>
+      </w:pPr>
+      <w:r>
+        <w:rPr>
+          <w:rFonts w:ascii="Calibri" w:cs="Calibri" w:eastAsia="Calibri" w:hAnsi="Calibri"/>
+          <w:sz w:val="22"/>
+          <w:szCs w:val="22"/>
+        </w:rPr>
+        <w:t xml:space="preserve">Step 3 — orthonormality: ⟨v⁽ᵏ⁾, v⁽ℓ⁾⟩ = δ_kℓ kills every term with ℓ ≠ k: = Σ_k X_k* X_k = Σ_k |X_k|².</w:t>
+      </w:r>
+    </w:p>
+    <w:p>
+      <w:pPr>
+        <w:pStyle w:val="ListParagraph"/>
+        <w:numPr>
+          <w:ilvl w:val="0"/>
+          <w:numId w:val="2"/>
+        </w:numPr>
+        <w:spacing w:after="80"/>
+      </w:pPr>
+      <w:r>
+        <w:rPr>
+          <w:rFonts w:ascii="Calibri" w:cs="Calibri" w:eastAsia="Calibri" w:hAnsi="Calibri"/>
+          <w:sz w:val="22"/>
+          <w:szCs w:val="22"/>
+        </w:rPr>
+        <w:t xml:space="preserve">Numeric check, half-duty pulse train (s = 1 half the time): the average of s² = ½(1) + ½(0) = ½.</w:t>
+      </w:r>
+    </w:p>
+    <w:p>
+      <w:pPr>
+        <w:pStyle w:val="ListParagraph"/>
+        <w:numPr>
+          <w:ilvl w:val="0"/>
+          <w:numId w:val="2"/>
+        </w:numPr>
+        <w:spacing w:after="80"/>
+      </w:pPr>
+      <w:r>
+        <w:rPr>
+          <w:rFonts w:ascii="Calibri" w:cs="Calibri" w:eastAsia="Calibri" w:hAnsi="Calibri"/>
+          <w:sz w:val="22"/>
+          <w:szCs w:val="22"/>
+        </w:rPr>
+        <w:t xml:space="preserve">Squares: S₀² = 0.25. S₁² = (0.3183)² = 0.1013. S₃² = (0.1061)² = 0.0113. S₅² = (0.0637)² = 0.0041. S₇² = 0.0021. S₉² = 0.0013.</w:t>
+      </w:r>
+    </w:p>
+    <w:p>
+      <w:pPr>
+        <w:pStyle w:val="ListParagraph"/>
+        <w:numPr>
+          <w:ilvl w:val="0"/>
+          <w:numId w:val="2"/>
+        </w:numPr>
+        <w:spacing w:after="80"/>
+      </w:pPr>
+      <w:r>
+        <w:rPr>
+          <w:rFonts w:ascii="Calibri" w:cs="Calibri" w:eastAsia="Calibri" w:hAnsi="Calibri"/>
+          <w:sz w:val="22"/>
+          <w:szCs w:val="22"/>
+        </w:rPr>
+        <w:t xml:space="preserve">Sum through k = 5: 0.25 + 2(0.1013 + 0.0113 + 0.0041) = 0.25 + 2(0.1167) = 0.25 + 0.2334 = 0.4833. (The factor 2 counts ±k.)</w:t>
+      </w:r>
+    </w:p>
+    <w:p>
+      <w:pPr>
+        <w:pStyle w:val="ListParagraph"/>
+        <w:numPr>
+          <w:ilvl w:val="0"/>
+          <w:numId w:val="2"/>
+        </w:numPr>
+        <w:spacing w:after="80"/>
+      </w:pPr>
+      <w:r>
+        <w:rPr>
+          <w:rFonts w:ascii="Calibri" w:cs="Calibri" w:eastAsia="Calibri" w:hAnsi="Calibri"/>
+          <w:sz w:val="22"/>
+          <w:szCs w:val="22"/>
+        </w:rPr>
+        <w:t xml:space="preserve">Add k = 7, 9: 0.4833 + 2(0.0021 + 0.0013) = 0.4833 + 0.0068 = 0.4899, creeping up toward 0.5 ✓.</w:t>
       </w:r>
     </w:p>
     <w:p>
@@ -1827,71 +2799,133 @@
           <w:sz w:val="22"/>
           <w:szCs w:val="22"/>
         </w:rPr>
-        <w:t xml:space="preserve">x(t) = 3cos(ω₀t) + 4 sin(2ω₀t). Step 1 via Euler: 3cos = (3/2)e^{jω₀t} + (3/2)e^{−jω₀t}; 4 sin(2ω₀t) = (4/(2j))(e^{j2ω₀t} − e^{−j2ω₀t}) = −2j e^{j2ω₀t} + 2j e^{−j2ω₀t}, using 1/j = −j.</w:t>
-      </w:r>
-    </w:p>
-    <w:p>
-      <w:pPr>
-        <w:pStyle w:val="ListParagraph"/>
-        <w:numPr>
-          <w:ilvl w:val="0"/>
-          <w:numId w:val="2"/>
-        </w:numPr>
-        <w:spacing w:after="80"/>
-      </w:pPr>
-      <w:r>
-        <w:rPr>
-          <w:rFonts w:ascii="Calibri" w:cs="Calibri" w:eastAsia="Calibri" w:hAnsi="Calibri"/>
-          <w:sz w:val="22"/>
-          <w:szCs w:val="22"/>
-        </w:rPr>
-        <w:t xml:space="preserve">Read off: X_{±1} = 3/2, X₂ = −2j, X_{−2} = 2j, all others 0.</w:t>
-      </w:r>
-    </w:p>
-    <w:p>
-      <w:pPr>
-        <w:pStyle w:val="ListParagraph"/>
-        <w:numPr>
-          <w:ilvl w:val="0"/>
-          <w:numId w:val="2"/>
-        </w:numPr>
-        <w:spacing w:after="80"/>
-      </w:pPr>
-      <w:r>
-        <w:rPr>
-          <w:rFonts w:ascii="Calibri" w:cs="Calibri" w:eastAsia="Calibri" w:hAnsi="Calibri"/>
-          <w:sz w:val="22"/>
-          <w:szCs w:val="22"/>
-        </w:rPr>
-        <w:t xml:space="preserve">Step 2 Parseval: P = Σ|X_k|² = 2(9/4) + 2(4) = 9/2 + 8 = 12.5. Note |−2j|² = 4.</w:t>
-      </w:r>
-    </w:p>
-    <w:p>
-      <w:pPr>
-        <w:pBdr>
-          <w:left w:val="single" w:color="7A1A1A" w:sz="18" w:space="8"/>
-        </w:pBdr>
-        <w:spacing w:after="140" w:before="100"/>
-        <w:ind w:left="360"/>
-      </w:pPr>
-      <w:r>
-        <w:rPr>
-          <w:rFonts w:ascii="Calibri" w:cs="Calibri" w:eastAsia="Calibri" w:hAnsi="Calibri"/>
-          <w:b/>
-          <w:bCs/>
-          <w:color w:val="7A1A1A"/>
-          <w:sz w:val="22"/>
-          <w:szCs w:val="22"/>
-        </w:rPr>
-        <w:t xml:space="preserve">Consistency check: </w:t>
-      </w:r>
-      <w:r>
-        <w:rPr>
-          <w:rFonts w:ascii="Calibri" w:cs="Calibri" w:eastAsia="Calibri" w:hAnsi="Calibri"/>
-          <w:sz w:val="22"/>
-          <w:szCs w:val="22"/>
-        </w:rPr>
-        <w:t xml:space="preserve">Time domain: average of cos² and sin² is ½ and the cross term averages to 0, so P = 9·½ + 16·½ = 12.5.</w:t>
+        <w:t xml:space="preserve">Given: x(t) = 3cos(ω₀t) + 4 sin(2ω₀t). Goal: average power P. Notation: a bar over a quantity means its average over one period.</w:t>
+      </w:r>
+    </w:p>
+    <w:p>
+      <w:pPr>
+        <w:pStyle w:val="ListParagraph"/>
+        <w:numPr>
+          <w:ilvl w:val="0"/>
+          <w:numId w:val="2"/>
+        </w:numPr>
+        <w:spacing w:after="80"/>
+      </w:pPr>
+      <w:r>
+        <w:rPr>
+          <w:rFonts w:ascii="Calibri" w:cs="Calibri" w:eastAsia="Calibri" w:hAnsi="Calibri"/>
+          <w:sz w:val="22"/>
+          <w:szCs w:val="22"/>
+        </w:rPr>
+        <w:t xml:space="preserve">Step 1 — Euler on the cosine: 3cos(ω₀t) = (3/2)e^{jω₀t} + (3/2)e^{−jω₀t}.</w:t>
+      </w:r>
+    </w:p>
+    <w:p>
+      <w:pPr>
+        <w:pStyle w:val="ListParagraph"/>
+        <w:numPr>
+          <w:ilvl w:val="0"/>
+          <w:numId w:val="2"/>
+        </w:numPr>
+        <w:spacing w:after="80"/>
+      </w:pPr>
+      <w:r>
+        <w:rPr>
+          <w:rFonts w:ascii="Calibri" w:cs="Calibri" w:eastAsia="Calibri" w:hAnsi="Calibri"/>
+          <w:sz w:val="22"/>
+          <w:szCs w:val="22"/>
+        </w:rPr>
+        <w:t xml:space="preserve">Step 2 — Euler on the sine: 4 sin(2ω₀t) = (4/(2j))(e^{j2ω₀t} − e^{−j2ω₀t}) = (2/j)(…). Use 1/j = −j: 2/j = −2j. So = −2j e^{j2ω₀t} + 2j e^{−j2ω₀t}.</w:t>
+      </w:r>
+    </w:p>
+    <w:p>
+      <w:pPr>
+        <w:pStyle w:val="ListParagraph"/>
+        <w:numPr>
+          <w:ilvl w:val="0"/>
+          <w:numId w:val="2"/>
+        </w:numPr>
+        <w:spacing w:after="80"/>
+      </w:pPr>
+      <w:r>
+        <w:rPr>
+          <w:rFonts w:ascii="Calibri" w:cs="Calibri" w:eastAsia="Calibri" w:hAnsi="Calibri"/>
+          <w:sz w:val="22"/>
+          <w:szCs w:val="22"/>
+        </w:rPr>
+        <w:t xml:space="preserve">Step 3 — read off the coefficient of e^{jkω₀t}: X_{±1} = 3/2; X₂ = −2j; X_{−2} = +2j; all others 0.</w:t>
+      </w:r>
+    </w:p>
+    <w:p>
+      <w:pPr>
+        <w:pStyle w:val="ListParagraph"/>
+        <w:numPr>
+          <w:ilvl w:val="0"/>
+          <w:numId w:val="2"/>
+        </w:numPr>
+        <w:spacing w:after="80"/>
+      </w:pPr>
+      <w:r>
+        <w:rPr>
+          <w:rFonts w:ascii="Calibri" w:cs="Calibri" w:eastAsia="Calibri" w:hAnsi="Calibri"/>
+          <w:sz w:val="22"/>
+          <w:szCs w:val="22"/>
+        </w:rPr>
+        <w:t xml:space="preserve">Step 4 — squared magnitudes: |X_{±1}|² = (3/2)² = 9/4. |X_{±2}|² = |∓2j|² = 4 (|2j| = 2, squared 4).</w:t>
+      </w:r>
+    </w:p>
+    <w:p>
+      <w:pPr>
+        <w:pStyle w:val="ListParagraph"/>
+        <w:numPr>
+          <w:ilvl w:val="0"/>
+          <w:numId w:val="2"/>
+        </w:numPr>
+        <w:spacing w:after="80"/>
+      </w:pPr>
+      <w:r>
+        <w:rPr>
+          <w:rFonts w:ascii="Calibri" w:cs="Calibri" w:eastAsia="Calibri" w:hAnsi="Calibri"/>
+          <w:sz w:val="22"/>
+          <w:szCs w:val="22"/>
+        </w:rPr>
+        <w:t xml:space="preserve">Step 5 — Parseval: P = Σ|X_k|² = 2(9/4) + 2(4) = 9/2 + 8 = 4.5 + 8 = 12.5.</w:t>
+      </w:r>
+    </w:p>
+    <w:p>
+      <w:pPr>
+        <w:pStyle w:val="ListParagraph"/>
+        <w:numPr>
+          <w:ilvl w:val="0"/>
+          <w:numId w:val="2"/>
+        </w:numPr>
+        <w:spacing w:after="80"/>
+      </w:pPr>
+      <w:r>
+        <w:rPr>
+          <w:rFonts w:ascii="Calibri" w:cs="Calibri" w:eastAsia="Calibri" w:hAnsi="Calibri"/>
+          <w:sz w:val="22"/>
+          <w:szCs w:val="22"/>
+        </w:rPr>
+        <w:t xml:space="preserve">Check in the time domain: cos² and sin² each average to ½ over a period, and the cross term cos(ω₀t)sin(2ω₀t) averages to 0. So P = 9·½ + 16·½ = 4.5 + 8 = 12.5 ✓.</w:t>
+      </w:r>
+    </w:p>
+    <w:p>
+      <w:pPr>
+        <w:pStyle w:val="ListParagraph"/>
+        <w:numPr>
+          <w:ilvl w:val="0"/>
+          <w:numId w:val="2"/>
+        </w:numPr>
+        <w:spacing w:after="80"/>
+      </w:pPr>
+      <w:r>
+        <w:rPr>
+          <w:rFonts w:ascii="Calibri" w:cs="Calibri" w:eastAsia="Calibri" w:hAnsi="Calibri"/>
+          <w:sz w:val="22"/>
+          <w:szCs w:val="22"/>
+        </w:rPr>
+        <w:t xml:space="preserve">Remember Parseval: each harmonic contributes independently, |X_{−k}| = |X_k| for real x.</w:t>
       </w:r>
     </w:p>
     <w:p>
@@ -1939,43 +2973,43 @@
           <w:sz w:val="22"/>
           <w:szCs w:val="22"/>
         </w:rPr>
-        <w:t xml:space="preserve">Time hint ≈ 6 min. Period T₀ = 4 s, ω₀ = π/2 rad/s; x = 1 for 0 ≤ t &lt; 2 and 0 for 2 ≤ t &lt; 4.</w:t>
-      </w:r>
-    </w:p>
-    <w:p>
-      <w:pPr>
-        <w:pStyle w:val="ListParagraph"/>
-        <w:numPr>
-          <w:ilvl w:val="0"/>
-          <w:numId w:val="2"/>
-        </w:numPr>
-        <w:spacing w:after="80"/>
-      </w:pPr>
-      <w:r>
-        <w:rPr>
-          <w:rFonts w:ascii="Calibri" w:cs="Calibri" w:eastAsia="Calibri" w:hAnsi="Calibri"/>
-          <w:sz w:val="22"/>
-          <w:szCs w:val="22"/>
-        </w:rPr>
-        <w:t xml:space="preserve">Tasks: X₀ as the average value; X_k for k ≠ 0 from the analysis integral over [0, 4] using e^{−jkπ} = (−1)^k; list X₁, X₂, X₃, X₋₁; decide whether X_{−k} = X_k.</w:t>
-      </w:r>
-    </w:p>
-    <w:p>
-      <w:pPr>
-        <w:pStyle w:val="ListParagraph"/>
-        <w:numPr>
-          <w:ilvl w:val="0"/>
-          <w:numId w:val="2"/>
-        </w:numPr>
-        <w:spacing w:after="80"/>
-      </w:pPr>
-      <w:r>
-        <w:rPr>
-          <w:rFonts w:ascii="Calibri" w:cs="Calibri" w:eastAsia="Calibri" w:hAnsi="Calibri"/>
-          <w:sz w:val="22"/>
-          <w:szCs w:val="22"/>
-        </w:rPr>
-        <w:t xml:space="preserve">Let students work alone for four minutes, then compare with the next slide.</w:t>
+        <w:t xml:space="preserve">Timing ≈ 6 min.</w:t>
+      </w:r>
+    </w:p>
+    <w:p>
+      <w:pPr>
+        <w:pStyle w:val="ListParagraph"/>
+        <w:numPr>
+          <w:ilvl w:val="0"/>
+          <w:numId w:val="2"/>
+        </w:numPr>
+        <w:spacing w:after="80"/>
+      </w:pPr>
+      <w:r>
+        <w:rPr>
+          <w:rFonts w:ascii="Calibri" w:cs="Calibri" w:eastAsia="Calibri" w:hAnsi="Calibri"/>
+          <w:sz w:val="22"/>
+          <w:szCs w:val="22"/>
+        </w:rPr>
+        <w:t xml:space="preserve">Read the task. Given: T₀ = 4 s, ω₀ = 2π/4 = π/2 rad/s. On one period: x(t) = 1 for 0 ≤ t &lt; 2, 0 for 2 ≤ t &lt; 4. Sketch: a pulse from 0 to 2 that is NOT centered.</w:t>
+      </w:r>
+    </w:p>
+    <w:p>
+      <w:pPr>
+        <w:pStyle w:val="ListParagraph"/>
+        <w:numPr>
+          <w:ilvl w:val="0"/>
+          <w:numId w:val="2"/>
+        </w:numPr>
+        <w:spacing w:after="80"/>
+      </w:pPr>
+      <w:r>
+        <w:rPr>
+          <w:rFonts w:ascii="Calibri" w:cs="Calibri" w:eastAsia="Calibri" w:hAnsi="Calibri"/>
+          <w:sz w:val="22"/>
+          <w:szCs w:val="22"/>
+        </w:rPr>
+        <w:t xml:space="preserve">Tasks: X₀ as the average value; X_k for k ≠ 0 from the analysis integral over [0, 4] using e^{−jkπ} = (−1)^k; list X₁, X₂, X₃, X₋₁; is X_{−k} = X_k? Let students work alone for four minutes.</w:t>
       </w:r>
     </w:p>
     <w:p>
@@ -2023,61 +3057,133 @@
           <w:sz w:val="22"/>
           <w:szCs w:val="22"/>
         </w:rPr>
-        <w:t xml:space="preserve">X₀ = ¼∫₀² 1 dt = 2/4 = ½. For k ≠ 0, x = 0 on [2, 4) so X_k = ¼∫₀² e^{−jkπt/2}dt.</w:t>
-      </w:r>
-    </w:p>
-    <w:p>
-      <w:pPr>
-        <w:pStyle w:val="ListParagraph"/>
-        <w:numPr>
-          <w:ilvl w:val="0"/>
-          <w:numId w:val="2"/>
-        </w:numPr>
-        <w:spacing w:after="80"/>
-      </w:pPr>
-      <w:r>
-        <w:rPr>
-          <w:rFonts w:ascii="Calibri" w:cs="Calibri" w:eastAsia="Calibri" w:hAnsi="Calibri"/>
-          <w:sz w:val="22"/>
-          <w:szCs w:val="22"/>
-        </w:rPr>
-        <w:t xml:space="preserve">Antiderivative: X_k = ¼ [e^{−jkπt/2}/(−jkπ/2)]₀² = ¼ (e^{−jkπ} − 1)/(−jkπ/2) = (1 − e^{−jkπ})/(j2πk).</w:t>
-      </w:r>
-    </w:p>
-    <w:p>
-      <w:pPr>
-        <w:pStyle w:val="ListParagraph"/>
-        <w:numPr>
-          <w:ilvl w:val="0"/>
-          <w:numId w:val="2"/>
-        </w:numPr>
-        <w:spacing w:after="80"/>
-      </w:pPr>
-      <w:r>
-        <w:rPr>
-          <w:rFonts w:ascii="Calibri" w:cs="Calibri" w:eastAsia="Calibri" w:hAnsi="Calibri"/>
-          <w:sz w:val="22"/>
-          <w:szCs w:val="22"/>
-        </w:rPr>
-        <w:t xml:space="preserve">e^{−jkπ} = cos kπ − j sin kπ = (−1)^k, so X_k = (1 − (−1)^k)/(j2πk). Even k ≠ 0: 0. Odd k: 2/(j2πk) = 1/(jπk) = −j/(πk).</w:t>
-      </w:r>
-    </w:p>
-    <w:p>
-      <w:pPr>
-        <w:pStyle w:val="ListParagraph"/>
-        <w:numPr>
-          <w:ilvl w:val="0"/>
-          <w:numId w:val="2"/>
-        </w:numPr>
-        <w:spacing w:after="80"/>
-      </w:pPr>
-      <w:r>
-        <w:rPr>
-          <w:rFonts w:ascii="Calibri" w:cs="Calibri" w:eastAsia="Calibri" w:hAnsi="Calibri"/>
-          <w:sz w:val="22"/>
-          <w:szCs w:val="22"/>
-        </w:rPr>
-        <w:t xml:space="preserve">Values: X₁ = −j/π = −0.318j, X₋₁ = +0.318j, X₂ = 0, X₃ = −j/(3π) = −0.106j, X₅ = −j/(5π) = −0.064j.</w:t>
+        <w:t xml:space="preserve">Step 1 — DC: X₀ = (1/4)∫₀² 1 dt = 2/4 = ½. (Same as the average: on for half the period.)</w:t>
+      </w:r>
+    </w:p>
+    <w:p>
+      <w:pPr>
+        <w:pStyle w:val="ListParagraph"/>
+        <w:numPr>
+          <w:ilvl w:val="0"/>
+          <w:numId w:val="2"/>
+        </w:numPr>
+        <w:spacing w:after="80"/>
+      </w:pPr>
+      <w:r>
+        <w:rPr>
+          <w:rFonts w:ascii="Calibri" w:cs="Calibri" w:eastAsia="Calibri" w:hAnsi="Calibri"/>
+          <w:sz w:val="22"/>
+          <w:szCs w:val="22"/>
+        </w:rPr>
+        <w:t xml:space="preserve">Step 2 — for k ≠ 0, x = 0 on [2, 4), so only [0, 2] contributes: X_k = (1/4)∫₀² e^{−jkπt/2} dt.</w:t>
+      </w:r>
+    </w:p>
+    <w:p>
+      <w:pPr>
+        <w:pStyle w:val="ListParagraph"/>
+        <w:numPr>
+          <w:ilvl w:val="0"/>
+          <w:numId w:val="2"/>
+        </w:numPr>
+        <w:spacing w:after="80"/>
+      </w:pPr>
+      <w:r>
+        <w:rPr>
+          <w:rFonts w:ascii="Calibri" w:cs="Calibri" w:eastAsia="Calibri" w:hAnsi="Calibri"/>
+          <w:sz w:val="22"/>
+          <w:szCs w:val="22"/>
+        </w:rPr>
+        <w:t xml:space="preserve">Step 3 — antiderivative: ∫e^{−jkπt/2}dt = e^{−jkπt/2}/(−jkπ/2). Evaluate at t = 2 and t = 0: X_k = (1/4)·(e^{−jkπ} − 1)/(−jkπ/2).</w:t>
+      </w:r>
+    </w:p>
+    <w:p>
+      <w:pPr>
+        <w:pStyle w:val="ListParagraph"/>
+        <w:numPr>
+          <w:ilvl w:val="0"/>
+          <w:numId w:val="2"/>
+        </w:numPr>
+        <w:spacing w:after="80"/>
+      </w:pPr>
+      <w:r>
+        <w:rPr>
+          <w:rFonts w:ascii="Calibri" w:cs="Calibri" w:eastAsia="Calibri" w:hAnsi="Calibri"/>
+          <w:sz w:val="22"/>
+          <w:szCs w:val="22"/>
+        </w:rPr>
+        <w:t xml:space="preserve">Step 4 — simplify the constants: (1/4)·(1/(−jkπ/2)) = 1/(−j2πk). So X_k = (e^{−jkπ} − 1)/(−j2πk) = (1 − e^{−jkπ})/(j2πk).</w:t>
+      </w:r>
+    </w:p>
+    <w:p>
+      <w:pPr>
+        <w:pStyle w:val="ListParagraph"/>
+        <w:numPr>
+          <w:ilvl w:val="0"/>
+          <w:numId w:val="2"/>
+        </w:numPr>
+        <w:spacing w:after="80"/>
+      </w:pPr>
+      <w:r>
+        <w:rPr>
+          <w:rFonts w:ascii="Calibri" w:cs="Calibri" w:eastAsia="Calibri" w:hAnsi="Calibri"/>
+          <w:sz w:val="22"/>
+          <w:szCs w:val="22"/>
+        </w:rPr>
+        <w:t xml:space="preserve">Step 5 — e^{−jkπ} = cos kπ − j sin kπ = (−1)^k (sin kπ = 0). So X_k = (1 − (−1)^k)/(j2πk).</w:t>
+      </w:r>
+    </w:p>
+    <w:p>
+      <w:pPr>
+        <w:pStyle w:val="ListParagraph"/>
+        <w:numPr>
+          <w:ilvl w:val="0"/>
+          <w:numId w:val="2"/>
+        </w:numPr>
+        <w:spacing w:after="80"/>
+      </w:pPr>
+      <w:r>
+        <w:rPr>
+          <w:rFonts w:ascii="Calibri" w:cs="Calibri" w:eastAsia="Calibri" w:hAnsi="Calibri"/>
+          <w:sz w:val="22"/>
+          <w:szCs w:val="22"/>
+        </w:rPr>
+        <w:t xml:space="preserve">Step 6 — even k ≠ 0: 1 − 1 = 0, so X_k = 0. Odd k: 1 − (−1) = 2, so X_k = 2/(j2πk) = 1/(jπk) = −j/(πk) (use 1/j = −j).</w:t>
+      </w:r>
+    </w:p>
+    <w:p>
+      <w:pPr>
+        <w:pStyle w:val="ListParagraph"/>
+        <w:numPr>
+          <w:ilvl w:val="0"/>
+          <w:numId w:val="2"/>
+        </w:numPr>
+        <w:spacing w:after="80"/>
+      </w:pPr>
+      <w:r>
+        <w:rPr>
+          <w:rFonts w:ascii="Calibri" w:cs="Calibri" w:eastAsia="Calibri" w:hAnsi="Calibri"/>
+          <w:sz w:val="22"/>
+          <w:szCs w:val="22"/>
+        </w:rPr>
+        <w:t xml:space="preserve">Step 7 — values: X₁ = −j/π = −0.318j. X₋₁ = +j/π = +0.318j. X₂ = 0. X₃ = −j/(3π) = −0.106j. X₅ = −j/(5π) = −0.064j.</w:t>
+      </w:r>
+    </w:p>
+    <w:p>
+      <w:pPr>
+        <w:pStyle w:val="ListParagraph"/>
+        <w:numPr>
+          <w:ilvl w:val="0"/>
+          <w:numId w:val="2"/>
+        </w:numPr>
+        <w:spacing w:after="80"/>
+      </w:pPr>
+      <w:r>
+        <w:rPr>
+          <w:rFonts w:ascii="Calibri" w:cs="Calibri" w:eastAsia="Calibri" w:hAnsi="Calibri"/>
+          <w:sz w:val="22"/>
+          <w:szCs w:val="22"/>
+        </w:rPr>
+        <w:t xml:space="preserve">Check by numerical integration (notebook): X₀ = 0.5, X₁ = −0.3183j, X₋₁ = +0.3183j, X₂ = 0, X₃ = −0.1061j, X₅ = −0.0637j ✓.</w:t>
       </w:r>
     </w:p>
     <w:p>
@@ -2125,43 +3231,133 @@
           <w:sz w:val="22"/>
           <w:szCs w:val="22"/>
         </w:rPr>
-        <w:t xml:space="preserve">Check 1: x is real, so X_{−k} = X_k*: X₋₁ = (−0.318j)* = +0.318j. But x is not even in t, so X_{−k} ≠ X_k; the coefficients are purely imaginary at odd k.</w:t>
-      </w:r>
-    </w:p>
-    <w:p>
-      <w:pPr>
-        <w:pStyle w:val="ListParagraph"/>
-        <w:numPr>
-          <w:ilvl w:val="0"/>
-          <w:numId w:val="2"/>
-        </w:numPr>
-        <w:spacing w:after="80"/>
-      </w:pPr>
-      <w:r>
-        <w:rPr>
-          <w:rFonts w:ascii="Calibri" w:cs="Calibri" w:eastAsia="Calibri" w:hAnsi="Calibri"/>
-          <w:sz w:val="22"/>
-          <w:szCs w:val="22"/>
-        </w:rPr>
-        <w:t xml:space="preserve">Check 2 (preview of Lecture 20): x(t) = s(t − 1) where s is the centered pulse of width 2 (α = ½, T₀ = 4) with S₁ = 1/π, S₃ = −1/(3π). A delay T = 1 multiplies S_k by e^{−jkω₀T} = e^{−jkπ/2}. X₁ = e^{−jπ/2}/π = −j/π ✓; X₃ = e^{−j3π/2}(−1/(3π)) with e^{−j3π/2} = cos(3π/2) − j sin(3π/2) = 0 − j(−1) = j, so X₃ = −j/(3π) ✓.</w:t>
-      </w:r>
-    </w:p>
-    <w:p>
-      <w:pPr>
-        <w:pStyle w:val="ListParagraph"/>
-        <w:numPr>
-          <w:ilvl w:val="0"/>
-          <w:numId w:val="2"/>
-        </w:numPr>
-        <w:spacing w:after="80"/>
-      </w:pPr>
-      <w:r>
-        <w:rPr>
-          <w:rFonts w:ascii="Calibri" w:cs="Calibri" w:eastAsia="Calibri" w:hAnsi="Calibri"/>
-          <w:sz w:val="22"/>
-          <w:szCs w:val="22"/>
-        </w:rPr>
-        <w:t xml:space="preserve">Figure: top, the pulse train and its 25-harmonic-pair reconstruction (Gibbs ringing at the edges); bottom, the imaginary part of X_k, equal to −1/(πk) at odd k. Re X_k is 0 except X₀ = 0.5. Time ≈ 3 min.</w:t>
+        <w:t xml:space="preserve">Timing ≈ 3 min.</w:t>
+      </w:r>
+    </w:p>
+    <w:p>
+      <w:pPr>
+        <w:pStyle w:val="ListParagraph"/>
+        <w:numPr>
+          <w:ilvl w:val="0"/>
+          <w:numId w:val="2"/>
+        </w:numPr>
+        <w:spacing w:after="80"/>
+      </w:pPr>
+      <w:r>
+        <w:rPr>
+          <w:rFonts w:ascii="Calibri" w:cs="Calibri" w:eastAsia="Calibri" w:hAnsi="Calibri"/>
+          <w:sz w:val="22"/>
+          <w:szCs w:val="22"/>
+        </w:rPr>
+        <w:t xml:space="preserve">Check 1 — conjugate symmetry, not evenness. x is real ⇒ X_{−k} = X_k*: X₋₁ = (−0.318j)* = +0.318j ✓ (the conjugate flips the sign of the imaginary part).</w:t>
+      </w:r>
+    </w:p>
+    <w:p>
+      <w:pPr>
+        <w:pStyle w:val="ListParagraph"/>
+        <w:numPr>
+          <w:ilvl w:val="0"/>
+          <w:numId w:val="2"/>
+        </w:numPr>
+        <w:spacing w:after="80"/>
+      </w:pPr>
+      <w:r>
+        <w:rPr>
+          <w:rFonts w:ascii="Calibri" w:cs="Calibri" w:eastAsia="Calibri" w:hAnsi="Calibri"/>
+          <w:sz w:val="22"/>
+          <w:szCs w:val="22"/>
+        </w:rPr>
+        <w:t xml:space="preserve">But x is not even in t (the pulse is on [0, 2], not symmetric about 0), so X_{−k} ≠ X_k. Indeed X₁ = −0.318j and X₋₁ = +0.318j differ. The coefficients are purely imaginary at odd k.</w:t>
+      </w:r>
+    </w:p>
+    <w:p>
+      <w:pPr>
+        <w:pStyle w:val="ListParagraph"/>
+        <w:numPr>
+          <w:ilvl w:val="0"/>
+          <w:numId w:val="2"/>
+        </w:numPr>
+        <w:spacing w:after="80"/>
+      </w:pPr>
+      <w:r>
+        <w:rPr>
+          <w:rFonts w:ascii="Calibri" w:cs="Calibri" w:eastAsia="Calibri" w:hAnsi="Calibri"/>
+          <w:sz w:val="22"/>
+          <w:szCs w:val="22"/>
+        </w:rPr>
+        <w:t xml:space="preserve">Check 2 (preview of Lecture 20) — a shifted centered pulse. x(t) = s(t − 1), where s is the centered pulse of width 2 (|t| &lt; 1) with T₀ = 4, duty ½: S_k = sin(kπ/2)/(kπ), S₁ = 1/π, S₃ = −1/(3π). s(t − 1) is on for |t − 1| &lt; 1, i.e. 0 &lt; t &lt; 2 ✓.</w:t>
+      </w:r>
+    </w:p>
+    <w:p>
+      <w:pPr>
+        <w:pStyle w:val="ListParagraph"/>
+        <w:numPr>
+          <w:ilvl w:val="0"/>
+          <w:numId w:val="2"/>
+        </w:numPr>
+        <w:spacing w:after="80"/>
+      </w:pPr>
+      <w:r>
+        <w:rPr>
+          <w:rFonts w:ascii="Calibri" w:cs="Calibri" w:eastAsia="Calibri" w:hAnsi="Calibri"/>
+          <w:sz w:val="22"/>
+          <w:szCs w:val="22"/>
+        </w:rPr>
+        <w:t xml:space="preserve">Shift rule: delaying by T = 1 multiplies S_k by e^{−jkω₀T} = e^{−jkπ/2}.</w:t>
+      </w:r>
+    </w:p>
+    <w:p>
+      <w:pPr>
+        <w:pStyle w:val="ListParagraph"/>
+        <w:numPr>
+          <w:ilvl w:val="0"/>
+          <w:numId w:val="2"/>
+        </w:numPr>
+        <w:spacing w:after="80"/>
+      </w:pPr>
+      <w:r>
+        <w:rPr>
+          <w:rFonts w:ascii="Calibri" w:cs="Calibri" w:eastAsia="Calibri" w:hAnsi="Calibri"/>
+          <w:sz w:val="22"/>
+          <w:szCs w:val="22"/>
+        </w:rPr>
+        <w:t xml:space="preserve">X₁ = e^{−jπ/2}·(1/π) = (−j)(1/π) = −j/π ✓.</w:t>
+      </w:r>
+    </w:p>
+    <w:p>
+      <w:pPr>
+        <w:pStyle w:val="ListParagraph"/>
+        <w:numPr>
+          <w:ilvl w:val="0"/>
+          <w:numId w:val="2"/>
+        </w:numPr>
+        <w:spacing w:after="80"/>
+      </w:pPr>
+      <w:r>
+        <w:rPr>
+          <w:rFonts w:ascii="Calibri" w:cs="Calibri" w:eastAsia="Calibri" w:hAnsi="Calibri"/>
+          <w:sz w:val="22"/>
+          <w:szCs w:val="22"/>
+        </w:rPr>
+        <w:t xml:space="preserve">X₃ = e^{−j3π/2}·(−1/(3π)). e^{−j3π/2} = cos(3π/2) − j sin(3π/2) = 0 − j(−1) = +j. So X₃ = j(−1/(3π)) = −j/(3π) ✓.</w:t>
+      </w:r>
+    </w:p>
+    <w:p>
+      <w:pPr>
+        <w:pStyle w:val="ListParagraph"/>
+        <w:numPr>
+          <w:ilvl w:val="0"/>
+          <w:numId w:val="2"/>
+        </w:numPr>
+        <w:spacing w:after="80"/>
+      </w:pPr>
+      <w:r>
+        <w:rPr>
+          <w:rFonts w:ascii="Calibri" w:cs="Calibri" w:eastAsia="Calibri" w:hAnsi="Calibri"/>
+          <w:sz w:val="22"/>
+          <w:szCs w:val="22"/>
+        </w:rPr>
+        <w:t xml:space="preserve">Figure: top, the pulse train and its 25-harmonic-pair reconstruction (Gibbs at the edges). Bottom: Im X_k = −1/(πk) at odd k (k = 1: −0.318; k = 3: −0.106; k = −1: +0.318). Re X_k = 0 except X₀ = 0.5.</w:t>
       </w:r>
     </w:p>
     <w:p>
@@ -2209,79 +3405,79 @@
           <w:sz w:val="22"/>
           <w:szCs w:val="22"/>
         </w:rPr>
-        <w:t xml:space="preserve">Timing ≈ 2 min; read them aloud.</w:t>
-      </w:r>
-    </w:p>
-    <w:p>
-      <w:pPr>
-        <w:pStyle w:val="ListParagraph"/>
-        <w:numPr>
-          <w:ilvl w:val="0"/>
-          <w:numId w:val="2"/>
-        </w:numPr>
-        <w:spacing w:after="80"/>
-      </w:pPr>
-      <w:r>
-        <w:rPr>
-          <w:rFonts w:ascii="Calibri" w:cs="Calibri" w:eastAsia="Calibri" w:hAnsi="Calibri"/>
-          <w:sz w:val="22"/>
-          <w:szCs w:val="22"/>
-        </w:rPr>
-        <w:t xml:space="preserve">1. Dropping 1/T₀: the harmonics have norm 1 because of it (DFT norm is N). Without it you compute T₀X_k. Quick test: X₀ must equal the average value of the signal.</w:t>
-      </w:r>
-    </w:p>
-    <w:p>
-      <w:pPr>
-        <w:pStyle w:val="ListParagraph"/>
-        <w:numPr>
-          <w:ilvl w:val="0"/>
-          <w:numId w:val="2"/>
-        </w:numPr>
-        <w:spacing w:after="80"/>
-      </w:pPr>
-      <w:r>
-        <w:rPr>
-          <w:rFonts w:ascii="Calibri" w:cs="Calibri" w:eastAsia="Calibri" w:hAnsi="Calibri"/>
-          <w:sz w:val="22"/>
-          <w:szCs w:val="22"/>
-        </w:rPr>
-        <w:t xml:space="preserve">2. Wrong exponent sign: analysis uses e^{−jkω₀t}, synthesis e^{+jkω₀t}. With the wrong sign X_k and X_{−k} swap; the sine would get +j/2 at k = 1 instead of −j/2.</w:t>
-      </w:r>
-    </w:p>
-    <w:p>
-      <w:pPr>
-        <w:pStyle w:val="ListParagraph"/>
-        <w:numPr>
-          <w:ilvl w:val="0"/>
-          <w:numId w:val="2"/>
-        </w:numPr>
-        <w:spacing w:after="80"/>
-      </w:pPr>
-      <w:r>
-        <w:rPr>
-          <w:rFonts w:ascii="Calibri" w:cs="Calibri" w:eastAsia="Calibri" w:hAnsi="Calibri"/>
-          <w:sz w:val="22"/>
-          <w:szCs w:val="22"/>
-        </w:rPr>
-        <w:t xml:space="preserve">3. Not integrating over exactly one period: any interval of length T₀ works ([−T₀/2, T₀/2] for even pulses), but [0, T₀/2] does not.</w:t>
-      </w:r>
-    </w:p>
-    <w:p>
-      <w:pPr>
-        <w:pStyle w:val="ListParagraph"/>
-        <w:numPr>
-          <w:ilvl w:val="0"/>
-          <w:numId w:val="2"/>
-        </w:numPr>
-        <w:spacing w:after="80"/>
-      </w:pPr>
-      <w:r>
-        <w:rPr>
-          <w:rFonts w:ascii="Calibri" w:cs="Calibri" w:eastAsia="Calibri" w:hAnsi="Calibri"/>
-          <w:sz w:val="22"/>
-          <w:szCs w:val="22"/>
-        </w:rPr>
-        <w:t xml:space="preserve">4. X_{−k} = X_k needs real and even. Real alone gives X_{−k} = X_k* (practice 2: X₁ = −0.318j, X₋₁ = +0.318j).</w:t>
+        <w:t xml:space="preserve">Timing ≈ 2 min.</w:t>
+      </w:r>
+    </w:p>
+    <w:p>
+      <w:pPr>
+        <w:pStyle w:val="ListParagraph"/>
+        <w:numPr>
+          <w:ilvl w:val="0"/>
+          <w:numId w:val="2"/>
+        </w:numPr>
+        <w:spacing w:after="80"/>
+      </w:pPr>
+      <w:r>
+        <w:rPr>
+          <w:rFonts w:ascii="Calibri" w:cs="Calibri" w:eastAsia="Calibri" w:hAnsi="Calibri"/>
+          <w:sz w:val="22"/>
+          <w:szCs w:val="22"/>
+        </w:rPr>
+        <w:t xml:space="preserve">Mistake 1 — dropping 1/T₀. The 1/T₀ is what makes the harmonics have norm 1 (the DFT norm² is N). Without it you compute T₀X_k. Test: X₀ must equal the average value. Example: pulse train α = ½, T₀ = 2: ∫ over a period of s = 1 would give 'X₀' = 1, but the average is 1/2 = (1/T₀)·1 ✓.</w:t>
+      </w:r>
+    </w:p>
+    <w:p>
+      <w:pPr>
+        <w:pStyle w:val="ListParagraph"/>
+        <w:numPr>
+          <w:ilvl w:val="0"/>
+          <w:numId w:val="2"/>
+        </w:numPr>
+        <w:spacing w:after="80"/>
+      </w:pPr>
+      <w:r>
+        <w:rPr>
+          <w:rFonts w:ascii="Calibri" w:cs="Calibri" w:eastAsia="Calibri" w:hAnsi="Calibri"/>
+          <w:sz w:val="22"/>
+          <w:szCs w:val="22"/>
+        </w:rPr>
+        <w:t xml:space="preserve">Mistake 2 — wrong exponent sign. Analysis uses e^{−jkω₀t}, synthesis e^{+jkω₀t}. With the wrong sign X_k and X_{−k} swap: a sine would get +j/2 at k = 1 instead of −j/2.</w:t>
+      </w:r>
+    </w:p>
+    <w:p>
+      <w:pPr>
+        <w:pStyle w:val="ListParagraph"/>
+        <w:numPr>
+          <w:ilvl w:val="0"/>
+          <w:numId w:val="2"/>
+        </w:numPr>
+        <w:spacing w:after="80"/>
+      </w:pPr>
+      <w:r>
+        <w:rPr>
+          <w:rFonts w:ascii="Calibri" w:cs="Calibri" w:eastAsia="Calibri" w:hAnsi="Calibri"/>
+          <w:sz w:val="22"/>
+          <w:szCs w:val="22"/>
+        </w:rPr>
+        <w:t xml:space="preserve">Mistake 3 — not integrating over exactly one period. Any interval of length T₀ works ([−T₀/2, T₀/2] for even pulses), but [0, T₀/2] does not. Example α = ½, T₀ = 1, k = 1: (1/T₀)∫₀^{0.5} e^{−j2πt}dt = (e^{−jπ} − 1)/(−j2π) = −j/π = −0.318j, while the correct S₁ = +1/π = 0.318.</w:t>
+      </w:r>
+    </w:p>
+    <w:p>
+      <w:pPr>
+        <w:pStyle w:val="ListParagraph"/>
+        <w:numPr>
+          <w:ilvl w:val="0"/>
+          <w:numId w:val="2"/>
+        </w:numPr>
+        <w:spacing w:after="80"/>
+      </w:pPr>
+      <w:r>
+        <w:rPr>
+          <w:rFonts w:ascii="Calibri" w:cs="Calibri" w:eastAsia="Calibri" w:hAnsi="Calibri"/>
+          <w:sz w:val="22"/>
+          <w:szCs w:val="22"/>
+        </w:rPr>
+        <w:t xml:space="preserve">Mistake 4 — X_{−k} = X_k for every real signal. That needs real AND even. Real alone gives X_{−k} = X_k* (practice 2: X₁ = −0.318j, X₋₁ = +0.318j; these are conjugates, not equal).</w:t>
       </w:r>
     </w:p>
     <w:p>
